--- a/docs/downloads/john-nelson-darby/تم/doc_0362.docx
+++ b/docs/downloads/john-nelson-darby/تم/doc_0362.docx
@@ -1,515 +1,992 @@
 
 <file path=word/document.xml><?xml version="1.0" encoding="utf-8"?>
-<w:document xmlns:wpc="http://schemas.microsoft.com/office/word/2010/wordprocessingCanvas" xmlns:cx="http://schemas.microsoft.com/office/drawing/2014/chartex" xmlns:cx1="http://schemas.microsoft.com/office/drawing/2015/9/8/chartex" xmlns:cx2="http://schemas.microsoft.com/office/drawing/2015/10/21/chartex" xmlns:cx3="http://schemas.microsoft.com/office/drawing/2016/5/9/chartex" xmlns:cx4="http://schemas.microsoft.com/office/drawing/2016/5/10/chartex" xmlns:cx5="http://schemas.microsoft.com/office/drawing/2016/5/11/chartex" xmlns:cx6="http://schemas.microsoft.com/office/drawing/2016/5/12/chartex" xmlns:cx7="http://schemas.microsoft.com/office/drawing/2016/5/13/chartex" xmlns:cx8="http://schemas.microsoft.com/office/drawing/2016/5/14/chartex" xmlns:mc="http://schemas.openxmlformats.org/markup-compatibility/2006" xmlns:aink="http://schemas.microsoft.com/office/drawing/2016/ink" xmlns:am3d="http://schemas.microsoft.com/office/drawing/2017/model3d" xmlns:o="urn:schemas-microsoft-com:office:office" xmlns:r="http://schemas.openxmlformats.org/officeDocument/2006/relationships" xmlns:m="http://schemas.openxmlformats.org/officeDocument/2006/math" xmlns:v="urn:schemas-microsoft-com:vml" xmlns:wp14="http://schemas.microsoft.com/office/word/2010/wordprocessingDrawing" xmlns:wp="http://schemas.openxmlformats.org/drawingml/2006/wordprocessingDrawing" xmlns:w10="urn:schemas-microsoft-com:office:word" xmlns:w="http://schemas.openxmlformats.org/wordprocessingml/2006/main" xmlns:w14="http://schemas.microsoft.com/office/word/2010/wordml" xmlns:w15="http://schemas.microsoft.com/office/word/2012/wordml" xmlns:w16cid="http://schemas.microsoft.com/office/word/2016/wordml/cid" xmlns:w16se="http://schemas.microsoft.com/office/word/2015/wordml/symex" xmlns:wpg="http://schemas.microsoft.com/office/word/2010/wordprocessingGroup" xmlns:wpi="http://schemas.microsoft.com/office/word/2010/wordprocessingInk" xmlns:wne="http://schemas.microsoft.com/office/word/2006/wordml" xmlns:wps="http://schemas.microsoft.com/office/word/2010/wordprocessingShape" mc:Ignorable="w14 w15 w16se w16cid wp14">
+<w:document xmlns:wpc="http://schemas.microsoft.com/office/word/2010/wordprocessingCanvas" xmlns:cx="http://schemas.microsoft.com/office/drawing/2014/chartex" xmlns:cx1="http://schemas.microsoft.com/office/drawing/2015/9/8/chartex" xmlns:cx2="http://schemas.microsoft.com/office/drawing/2015/10/21/chartex" xmlns:cx3="http://schemas.microsoft.com/office/drawing/2016/5/9/chartex" xmlns:cx4="http://schemas.microsoft.com/office/drawing/2016/5/10/chartex" xmlns:cx5="http://schemas.microsoft.com/office/drawing/2016/5/11/chartex" xmlns:cx6="http://schemas.microsoft.com/office/drawing/2016/5/12/chartex" xmlns:cx7="http://schemas.microsoft.com/office/drawing/2016/5/13/chartex" xmlns:cx8="http://schemas.microsoft.com/office/drawing/2016/5/14/chartex" xmlns:mc="http://schemas.openxmlformats.org/markup-compatibility/2006" xmlns:aink="http://schemas.microsoft.com/office/drawing/2016/ink" xmlns:am3d="http://schemas.microsoft.com/office/drawing/2017/model3d" xmlns:o="urn:schemas-microsoft-com:office:office" xmlns:oel="http://schemas.microsoft.com/office/2019/extlst" xmlns:r="http://schemas.openxmlformats.org/officeDocument/2006/relationships" xmlns:m="http://schemas.openxmlformats.org/officeDocument/2006/math" xmlns:v="urn:schemas-microsoft-com:vml" xmlns:wp14="http://schemas.microsoft.com/office/word/2010/wordprocessingDrawing" xmlns:wp="http://schemas.openxmlformats.org/drawingml/2006/wordprocessingDrawing" xmlns:w10="urn:schemas-microsoft-com:office:word" xmlns:w="http://schemas.openxmlformats.org/wordprocessingml/2006/main" xmlns:w14="http://schemas.microsoft.com/office/word/2010/wordml" xmlns:w15="http://schemas.microsoft.com/office/word/2012/wordml" xmlns:w16cex="http://schemas.microsoft.com/office/word/2018/wordml/cex" xmlns:w16cid="http://schemas.microsoft.com/office/word/2016/wordml/cid" xmlns:w16="http://schemas.microsoft.com/office/word/2018/wordml" xmlns:w16sdtdh="http://schemas.microsoft.com/office/word/2020/wordml/sdtdatahash" xmlns:w16se="http://schemas.microsoft.com/office/word/2015/wordml/symex" xmlns:wpg="http://schemas.microsoft.com/office/word/2010/wordprocessingGroup" xmlns:wpi="http://schemas.microsoft.com/office/word/2010/wordprocessingInk" xmlns:wne="http://schemas.microsoft.com/office/word/2006/wordml" xmlns:wps="http://schemas.microsoft.com/office/word/2010/wordprocessingShape" mc:Ignorable="w14 w15 w16se w16cid w16 w16cex w16sdtdh wp14">
   <w:body>
     <w:p>
       <w:pPr>
-        <w:bidi/>
-        <w:jc w:val="center"/>
-        <w:rPr>
-          <w:rFonts w:ascii="Sakkal Majalla" w:hAnsi="Sakkal Majalla" w:cs="Sakkal Majalla"/>
-          <w:sz w:val="28"/>
-          <w:szCs w:val="28"/>
-          <w:rtl/>
-        </w:rPr>
-      </w:pPr>
-      <w:r>
-        <w:rPr>
-          <w:rFonts w:ascii="Sakkal Majalla" w:hAnsi="Sakkal Majalla" w:cs="Sakkal Majalla"/>
-          <w:sz w:val="28"/>
-          <w:szCs w:val="28"/>
-          <w:rtl/>
-        </w:rPr>
-        <w:fldChar w:fldCharType="begin"/>
-      </w:r>
-      <w:r>
-        <w:rPr>
-          <w:rFonts w:ascii="Sakkal Majalla" w:hAnsi="Sakkal Majalla" w:cs="Sakkal Majalla"/>
-          <w:sz w:val="28"/>
-          <w:szCs w:val="28"/>
-          <w:rtl/>
-        </w:rPr>
-        <w:instrText xml:space="preserve"> </w:instrText>
-      </w:r>
-      <w:r>
-        <w:rPr>
-          <w:rFonts w:ascii="Sakkal Majalla" w:hAnsi="Sakkal Majalla" w:cs="Sakkal Majalla"/>
-          <w:sz w:val="28"/>
-          <w:szCs w:val="28"/>
-        </w:rPr>
-        <w:instrText>HYPERLINK</w:instrText>
-      </w:r>
-      <w:r>
-        <w:rPr>
-          <w:rFonts w:ascii="Sakkal Majalla" w:hAnsi="Sakkal Majalla" w:cs="Sakkal Majalla"/>
-          <w:sz w:val="28"/>
-          <w:szCs w:val="28"/>
-          <w:rtl/>
-        </w:rPr>
-        <w:instrText xml:space="preserve"> "</w:instrText>
-      </w:r>
-      <w:r>
-        <w:rPr>
-          <w:rFonts w:ascii="Sakkal Majalla" w:hAnsi="Sakkal Majalla" w:cs="Sakkal Majalla"/>
-          <w:sz w:val="28"/>
-          <w:szCs w:val="28"/>
-        </w:rPr>
-        <w:instrText>https://haltefest.ch/4214-warum-pruefungen-und-truebsale</w:instrText>
-      </w:r>
-      <w:r>
-        <w:rPr>
-          <w:rFonts w:ascii="Sakkal Majalla" w:hAnsi="Sakkal Majalla" w:cs="Sakkal Majalla"/>
-          <w:sz w:val="28"/>
-          <w:szCs w:val="28"/>
-          <w:rtl/>
-        </w:rPr>
-        <w:instrText xml:space="preserve">" </w:instrText>
-      </w:r>
-      <w:r>
-        <w:rPr>
-          <w:rFonts w:ascii="Sakkal Majalla" w:hAnsi="Sakkal Majalla" w:cs="Sakkal Majalla"/>
-          <w:sz w:val="28"/>
-          <w:szCs w:val="28"/>
-          <w:rtl/>
-        </w:rPr>
-      </w:r>
-      <w:r>
-        <w:rPr>
-          <w:rFonts w:ascii="Sakkal Majalla" w:hAnsi="Sakkal Majalla" w:cs="Sakkal Majalla"/>
-          <w:sz w:val="28"/>
-          <w:szCs w:val="28"/>
-          <w:rtl/>
-        </w:rPr>
-        <w:fldChar w:fldCharType="separate"/>
-      </w:r>
-      <w:r>
-        <w:rPr>
-          <w:rStyle w:val="Hyperlink"/>
-          <w:rFonts w:ascii="Sakkal Majalla" w:hAnsi="Sakkal Majalla" w:cs="Sakkal Majalla"/>
-          <w:sz w:val="28"/>
-          <w:szCs w:val="28"/>
-          <w:rtl/>
-        </w:rPr>
-        <w:t>لِمَ المِحَن والضيقات</w:t>
-      </w:r>
-      <w:r>
-        <w:rPr>
-          <w:rFonts w:ascii="Sakkal Majalla" w:hAnsi="Sakkal Majalla" w:cs="Sakkal Majalla"/>
-          <w:sz w:val="28"/>
-          <w:szCs w:val="28"/>
-          <w:rtl/>
-        </w:rPr>
-        <w:fldChar w:fldCharType="end"/>
-      </w:r>
-    </w:p>
-    <w:p>
-      <w:pPr>
-        <w:bidi/>
-        <w:jc w:val="both"/>
-        <w:rPr>
-          <w:rFonts w:ascii="Sakkal Majalla" w:hAnsi="Sakkal Majalla" w:cs="Sakkal Majalla"/>
-          <w:b/>
-          <w:bCs/>
-          <w:rtl/>
-        </w:rPr>
-      </w:pPr>
-      <w:r>
-        <w:rPr>
-          <w:rFonts w:ascii="Sakkal Majalla" w:hAnsi="Sakkal Majalla" w:cs="Sakkal Majalla"/>
-          <w:b/>
-          <w:bCs/>
-          <w:rtl/>
-        </w:rPr>
-        <w:t>يوحنا داربي</w:t>
-      </w:r>
-    </w:p>
-    <w:p>
-      <w:pPr>
-        <w:bidi/>
-        <w:jc w:val="both"/>
-        <w:rPr>
-          <w:rFonts w:ascii="Sakkal Majalla" w:hAnsi="Sakkal Majalla" w:cs="Sakkal Majalla"/>
-          <w:sz w:val="28"/>
-          <w:szCs w:val="28"/>
-          <w:rtl/>
-        </w:rPr>
-      </w:pPr>
-      <w:r>
-        <w:rPr>
-          <w:rFonts w:ascii="Sakkal Majalla" w:hAnsi="Sakkal Majalla" w:cs="Sakkal Majalla" w:hint="cs"/>
-          <w:sz w:val="28"/>
-          <w:szCs w:val="28"/>
-          <w:rtl/>
-        </w:rPr>
-        <w:t xml:space="preserve">مجلد عام 1968 </w:t>
-      </w:r>
-      <w:r>
-        <w:rPr>
-          <w:rFonts w:ascii="Sakkal Majalla" w:hAnsi="Sakkal Majalla" w:cs="Sakkal Majalla"/>
-          <w:sz w:val="28"/>
-          <w:szCs w:val="28"/>
-          <w:rtl/>
+        <w:rPr>
+          <w:rtl/>
+        </w:rPr>
+      </w:pPr>
+      <w:hyperlink r:id="rId4" w:history="1">
+        <w:r>
+          <w:rPr>
+            <w:rStyle w:val="Hyperlink"/>
+            <w:rtl/>
+            <w:lang w:bidi="ar-SA"/>
+          </w:rPr>
+          <w:t>ما هي الطائفة</w:t>
+        </w:r>
+      </w:hyperlink>
+    </w:p>
+    <w:p>
+      <w:pPr>
+        <w:bidi w:val="0"/>
+        <w:rPr>
+          <w:lang w:val="en-US"/>
+        </w:rPr>
+      </w:pPr>
+      <w:r>
+        <w:t>John Nelson Darby</w:t>
+      </w:r>
+    </w:p>
+    <w:p>
+      <w:pPr>
+        <w:rPr>
+          <w:rtl/>
+          <w:lang w:bidi="ar-LB"/>
+        </w:rPr>
+      </w:pPr>
+      <w:r>
+        <w:rPr>
+          <w:rtl/>
+          <w:lang w:bidi="ar-LB"/>
+        </w:rPr>
+        <w:t>هل من الممكن أن أحفظ نفسي من روح الطائفية؟</w:t>
+      </w:r>
+    </w:p>
+    <w:p>
+      <w:pPr>
+        <w:rPr>
+          <w:rtl/>
+          <w:lang w:bidi="ar-LB"/>
+        </w:rPr>
+      </w:pPr>
+      <w:r>
+        <w:rPr>
+          <w:rFonts w:hint="cs"/>
+          <w:rtl/>
+          <w:lang w:bidi="ar-LB"/>
+        </w:rPr>
+        <w:t>تعريف الطائفة</w:t>
+      </w:r>
+    </w:p>
+    <w:p>
+      <w:pPr>
+        <w:rPr>
+          <w:rtl/>
+          <w:lang w:bidi="ar-LB"/>
+        </w:rPr>
+      </w:pPr>
+      <w:r>
+        <w:rPr>
+          <w:rFonts w:hint="cs"/>
+          <w:rtl/>
+          <w:lang w:bidi="ar-LB"/>
+        </w:rPr>
+        <w:t>إن عبارة "طائفة" هي ترجمة من الكلمة اليونانية هايريسيس. ومعنى هذه الكلمة معروف جدًا. إنها ترد (ما عدا في أعمال الرسل، حيث نجدها ست مرات) مرة واحدة فقط في رسالة كورنثوس، ومرة في رسالة غلاطية (غلاطية 5: 20) ومرة في رسالة بطرس (2. بطرس 2). في رسالة كورنثوس الأولى وحدها تُرجمت بكلمة "</w:t>
+      </w:r>
+      <w:r>
+        <w:rPr>
+          <w:rtl/>
+          <w:lang w:bidi="ar-LB"/>
+        </w:rPr>
+        <w:t>بِدَعٌ</w:t>
+      </w:r>
+      <w:r>
+        <w:rPr>
+          <w:rFonts w:hint="cs"/>
+          <w:rtl/>
+          <w:lang w:bidi="ar-LB"/>
+        </w:rPr>
+        <w:t>". إنها تُشير إلى تعليم أو نظام في الفلسفة أو النطاق الديني، يتحد فيه أتباعه معًا ليتبعوا هذا التعليم.</w:t>
+      </w:r>
+    </w:p>
+    <w:p>
+      <w:pPr>
+        <w:rPr>
+          <w:rtl/>
+          <w:lang w:bidi="ar-LB"/>
+        </w:rPr>
+      </w:pPr>
+      <w:r>
+        <w:rPr>
+          <w:rFonts w:hint="cs"/>
+          <w:rtl/>
+          <w:lang w:bidi="ar-LB"/>
+        </w:rPr>
+        <w:t xml:space="preserve">إن معنى هذه الكلمة قد تغيّر بعض الشيء في أيامنا، إذ أن معظم المسيحية نسبت لنفسها اسم "الكاثوليك"، والذي يعني "الكنيسة العامة". كل هيئة دينية، كل اجتماع مسيحي لا ينتمي للمدعوة بالمجتمع الكاثوليكي </w:t>
+      </w:r>
+      <w:r>
+        <w:rPr>
+          <w:rFonts w:hint="cs"/>
+          <w:rtl/>
+          <w:lang w:bidi="ar-LB"/>
+        </w:rPr>
+        <w:t>اعتبرته الكنيسة الكاثوليكية من تلك اللحظة بأنه طائفة. بالتالي فالكلمة لها معنى مُنتَقَد.</w:t>
+      </w:r>
+    </w:p>
+    <w:p>
+      <w:pPr>
+        <w:rPr>
+          <w:rtl/>
+          <w:lang w:bidi="ar-LB"/>
+        </w:rPr>
+      </w:pPr>
+      <w:r>
+        <w:rPr>
+          <w:rFonts w:hint="cs"/>
+          <w:rtl/>
+          <w:lang w:bidi="ar-LB"/>
+        </w:rPr>
+        <w:t xml:space="preserve">جميع الهيئات المسيحية كثيرًا ما تُدعى "طوائف"، في حال انفصالها عن المسيحيين عامة أو عن الذين يحملون هذا الاسم. غير أن كلمة "طائفة" تشمل في معناها نوعًا ما انتقادًا سلبيًا مؤسس على الفكرة، بأن الذين ينتمون لطائفة هم الذين يتحدون على أساس تعليم معيّن أو في تسمية خاصة. لا أحد يمكنه القول بأن هذه النظرة خاطئة؛ فمن الممكن أن يكون استخدامها بصورة خاطئة، ولكنها ليست هي الفكرة. بالنسبة لنا من المهم بأن نفتش ونفحص ما الذي يعطينا الحق بأن نسمي اجتماع مؤمنين "طائفة". فإذ أن كلمة "طائفة" مستخدمة لاجتماعات أو هيئات مسيحية، لا </w:t>
+      </w:r>
+      <w:r>
+        <w:rPr>
+          <w:rFonts w:hint="cs"/>
+          <w:rtl/>
+          <w:lang w:bidi="ar-LB"/>
+        </w:rPr>
+        <w:t>بد للمرء لكي يكون حكمه صحيحًا أن يعرف المبدأ الحقيقي الذي حسبه على المسيحيين أن يجتمعوا معًا. كل ما لا يعتمد على هذا المبدأ هو فعلاً "طائفة".</w:t>
+      </w:r>
+    </w:p>
+    <w:p>
+      <w:pPr>
+        <w:rPr>
+          <w:rtl/>
+          <w:lang w:bidi="ar-LB"/>
+        </w:rPr>
+      </w:pPr>
+      <w:r>
+        <w:rPr>
+          <w:rFonts w:hint="cs"/>
+          <w:rtl/>
+          <w:lang w:bidi="ar-LB"/>
+        </w:rPr>
+        <w:t>فكرة الوِحدة</w:t>
+      </w:r>
+    </w:p>
+    <w:p>
+      <w:pPr>
+        <w:rPr>
+          <w:rtl/>
+          <w:lang w:bidi="ar-LB"/>
+        </w:rPr>
+      </w:pPr>
+      <w:r>
+        <w:rPr>
+          <w:rFonts w:hint="cs"/>
+          <w:rtl/>
+          <w:lang w:bidi="ar-LB"/>
+        </w:rPr>
+        <w:t>على الرغم من أن الاستخدام المستخدم من قِبَل المدعوين بالكاثوليك في هذا الحق، هو خاطئ للغاية وملتوي، إلا أنه أيضًا صحيح بذات الدرجة، أن وِحدة الكنيسة أو الاجتماع بالنسبة للمسيحيين، إن كانت وِحدة جميع الأشخاص في العالم كما وأشخاص أفراد (يوحنا 17)، إن كانت وِحدة جسد المسيح الذي شكّله الروح القدس (أعمال الرسل 2؛ 1. كورنثوس 12: 13)، هي حقّ له أهميته القصوى.</w:t>
+      </w:r>
+    </w:p>
+    <w:p>
+      <w:pPr>
+        <w:rPr>
+          <w:rtl/>
+          <w:lang w:bidi="ar-LB"/>
+        </w:rPr>
+      </w:pPr>
+      <w:r>
+        <w:rPr>
+          <w:rFonts w:hint="cs"/>
+          <w:rtl/>
+          <w:lang w:bidi="ar-LB"/>
+        </w:rPr>
+        <w:t xml:space="preserve">هكذا صلّى الرب في يوحنا 17 إلى الآب، ناظرًا إلى المؤمنين به بواسطة كلمة الرسل: "... </w:t>
+      </w:r>
+      <w:r>
+        <w:rPr>
+          <w:rtl/>
+          <w:lang w:bidi="ar-LB"/>
+        </w:rPr>
+        <w:t>لِيَكُونُوا هُمْ أَيْضًا وَاحِدًا فِينَا، لِيُؤْمِنَ الْعَالَمُ أَنَّكَ أَرْسَلْتَنِي.</w:t>
+      </w:r>
+      <w:r>
+        <w:rPr>
+          <w:rFonts w:hint="cs"/>
+          <w:rtl/>
+          <w:lang w:bidi="ar-LB"/>
+        </w:rPr>
+        <w:t xml:space="preserve">" (يوحنا 17: 21). </w:t>
+      </w:r>
+      <w:r>
+        <w:rPr>
+          <w:rFonts w:hint="cs"/>
+          <w:rtl/>
+          <w:lang w:bidi="ar-LB"/>
+        </w:rPr>
+        <w:t xml:space="preserve">هذه هي وِحدة المسيحيين العملية في شركتهم مع الآب والابن. لقد كان على الرسل أن يكونوا واحدًا بعمل الروح الواحد في الفِكر، في الأفكار والمعاملات مثل الآب والابن في اتحادهما في الطبيعة الإلهية (يوحنا 17: 11). وعلى هذا الأساس كان على الذين آمنوا به من خلال كلمتهم أن يكونوا واحدًا في شركتهم مع الآب والابن (يوحنا 17: 21)؛ وفي الأخير سنصير كاملين في اتحادنا في المجد. ولكننا من الآن علينا أن نكون واحدًا، حتى يؤمن العالم (يوحنا 17: 21). بالإضافة إلى ذلك فالروح القدس الذي نزل في يوم الخمسين عمّد جميع المؤمنين في جسد واحد، كجسد متحد بالمسيح، الرأس وهو يُعلن هذه الوِحدة على </w:t>
+      </w:r>
+      <w:hyperlink r:id="rId5" w:anchor=":~:text=1Kor%2012%2C13).-,Man%20sieht%20deutlich%2C,-dass%20das%20zw%C3%B6lfte" w:history="1">
+        <w:r>
+          <w:rPr>
+            <w:rStyle w:val="Hyperlink"/>
+            <w:rFonts w:hint="cs"/>
+            <w:rtl/>
+            <w:lang w:bidi="ar-LB"/>
+          </w:rPr>
+          <w:t>الأرض</w:t>
+        </w:r>
+      </w:hyperlink>
+      <w:r>
+        <w:rPr>
+          <w:rFonts w:hint="cs"/>
+          <w:rtl/>
+          <w:lang w:bidi="ar-LB"/>
+        </w:rPr>
+        <w:t xml:space="preserve"> (1. كورنثوس 12: 13). </w:t>
+      </w:r>
+      <w:r>
+        <w:rPr>
+          <w:rFonts w:hint="cs"/>
+          <w:rtl/>
+          <w:lang w:bidi="ar-LB"/>
+        </w:rPr>
+        <w:t>فالذي نراه بشكل واضح هو أن الإصحاح الثاني عشر من رسالة كورنثوس الأولى يُشير بالتصريح: "</w:t>
+      </w:r>
+      <w:r>
+        <w:rPr>
+          <w:rFonts w:ascii="Arial" w:hAnsi="Arial" w:cs="Arial" w:hint="cs"/>
+          <w:rtl/>
+          <w:lang w:bidi="ar-LB"/>
+        </w:rPr>
+        <w:t>​</w:t>
+      </w:r>
+      <w:r>
+        <w:rPr>
+          <w:rFonts w:hint="cs"/>
+          <w:rtl/>
+          <w:lang w:bidi="ar-LB"/>
+        </w:rPr>
+        <w:t>فَإِنْ</w:t>
+      </w:r>
+      <w:r>
+        <w:rPr>
+          <w:rtl/>
+          <w:lang w:bidi="ar-LB"/>
+        </w:rPr>
+        <w:t xml:space="preserve"> </w:t>
+      </w:r>
+      <w:r>
+        <w:rPr>
+          <w:rFonts w:hint="cs"/>
+          <w:rtl/>
+          <w:lang w:bidi="ar-LB"/>
+        </w:rPr>
+        <w:t>كَانَ</w:t>
+      </w:r>
+      <w:r>
+        <w:rPr>
+          <w:rtl/>
+          <w:lang w:bidi="ar-LB"/>
+        </w:rPr>
+        <w:t xml:space="preserve"> </w:t>
+      </w:r>
+      <w:r>
+        <w:rPr>
+          <w:rFonts w:hint="cs"/>
+          <w:rtl/>
+          <w:lang w:bidi="ar-LB"/>
+        </w:rPr>
+        <w:t>عُضْوٌ</w:t>
+      </w:r>
+      <w:r>
+        <w:rPr>
+          <w:rtl/>
+          <w:lang w:bidi="ar-LB"/>
+        </w:rPr>
+        <w:t xml:space="preserve"> </w:t>
+      </w:r>
+      <w:r>
+        <w:rPr>
+          <w:rFonts w:hint="cs"/>
+          <w:rtl/>
+          <w:lang w:bidi="ar-LB"/>
+        </w:rPr>
+        <w:t>وَاحِدٌ</w:t>
+      </w:r>
+      <w:r>
+        <w:rPr>
+          <w:rtl/>
+          <w:lang w:bidi="ar-LB"/>
+        </w:rPr>
+        <w:t xml:space="preserve"> </w:t>
+      </w:r>
+      <w:r>
+        <w:rPr>
+          <w:rFonts w:hint="cs"/>
+          <w:rtl/>
+          <w:lang w:bidi="ar-LB"/>
+        </w:rPr>
+        <w:t>يَتَأَلَّمُ،</w:t>
+      </w:r>
+      <w:r>
+        <w:rPr>
+          <w:rtl/>
+          <w:lang w:bidi="ar-LB"/>
+        </w:rPr>
+        <w:t xml:space="preserve"> </w:t>
+      </w:r>
+      <w:r>
+        <w:rPr>
+          <w:rFonts w:hint="cs"/>
+          <w:rtl/>
+          <w:lang w:bidi="ar-LB"/>
+        </w:rPr>
+        <w:t>فَجَمِيعُ</w:t>
+      </w:r>
+      <w:r>
+        <w:rPr>
+          <w:rtl/>
+          <w:lang w:bidi="ar-LB"/>
+        </w:rPr>
+        <w:t xml:space="preserve"> </w:t>
+      </w:r>
+      <w:r>
+        <w:rPr>
+          <w:rFonts w:hint="cs"/>
+          <w:rtl/>
+          <w:lang w:bidi="ar-LB"/>
+        </w:rPr>
+        <w:t>الأَعْضَاءِ</w:t>
+      </w:r>
+      <w:r>
+        <w:rPr>
+          <w:rtl/>
+          <w:lang w:bidi="ar-LB"/>
+        </w:rPr>
+        <w:t xml:space="preserve"> </w:t>
+      </w:r>
+      <w:r>
+        <w:rPr>
+          <w:rFonts w:hint="cs"/>
+          <w:rtl/>
+          <w:lang w:bidi="ar-LB"/>
+        </w:rPr>
+        <w:t>تَتَأَلَّمُ</w:t>
+      </w:r>
+      <w:r>
+        <w:rPr>
+          <w:rtl/>
+          <w:lang w:bidi="ar-LB"/>
+        </w:rPr>
+        <w:t xml:space="preserve"> </w:t>
+      </w:r>
+      <w:r>
+        <w:rPr>
+          <w:rFonts w:hint="cs"/>
+          <w:rtl/>
+          <w:lang w:bidi="ar-LB"/>
+        </w:rPr>
+        <w:t>مَعَهُ</w:t>
+      </w:r>
+      <w:r>
+        <w:rPr>
+          <w:rtl/>
+          <w:lang w:bidi="ar-LB"/>
+        </w:rPr>
+        <w:t xml:space="preserve">. </w:t>
+      </w:r>
+      <w:r>
+        <w:rPr>
+          <w:rFonts w:hint="cs"/>
+          <w:rtl/>
+          <w:lang w:bidi="ar-LB"/>
+        </w:rPr>
+        <w:t>وَإِنْ</w:t>
+      </w:r>
+      <w:r>
+        <w:rPr>
+          <w:rtl/>
+          <w:lang w:bidi="ar-LB"/>
+        </w:rPr>
+        <w:t xml:space="preserve"> </w:t>
+      </w:r>
+      <w:r>
+        <w:rPr>
+          <w:rFonts w:hint="cs"/>
+          <w:rtl/>
+          <w:lang w:bidi="ar-LB"/>
+        </w:rPr>
+        <w:t>كَانَ</w:t>
+      </w:r>
+      <w:r>
+        <w:rPr>
+          <w:rtl/>
+          <w:lang w:bidi="ar-LB"/>
+        </w:rPr>
+        <w:t xml:space="preserve"> </w:t>
+      </w:r>
+      <w:r>
+        <w:rPr>
+          <w:rFonts w:hint="cs"/>
+          <w:rtl/>
+          <w:lang w:bidi="ar-LB"/>
+        </w:rPr>
+        <w:t>عُضْوٌ</w:t>
+      </w:r>
+      <w:r>
+        <w:rPr>
+          <w:rtl/>
+          <w:lang w:bidi="ar-LB"/>
+        </w:rPr>
+        <w:t xml:space="preserve"> </w:t>
+      </w:r>
+      <w:r>
+        <w:rPr>
+          <w:rFonts w:hint="cs"/>
+          <w:rtl/>
+          <w:lang w:bidi="ar-LB"/>
+        </w:rPr>
+        <w:t>وَاحِدٌ</w:t>
+      </w:r>
+      <w:r>
+        <w:rPr>
+          <w:rtl/>
+          <w:lang w:bidi="ar-LB"/>
+        </w:rPr>
+        <w:t xml:space="preserve"> </w:t>
+      </w:r>
+      <w:r>
+        <w:rPr>
+          <w:rFonts w:hint="cs"/>
+          <w:rtl/>
+          <w:lang w:bidi="ar-LB"/>
+        </w:rPr>
+        <w:t>يُكَرَّمُ،</w:t>
+      </w:r>
+      <w:r>
+        <w:rPr>
+          <w:rtl/>
+          <w:lang w:bidi="ar-LB"/>
+        </w:rPr>
+        <w:t xml:space="preserve"> </w:t>
+      </w:r>
+      <w:r>
+        <w:rPr>
+          <w:rFonts w:hint="cs"/>
+          <w:rtl/>
+          <w:lang w:bidi="ar-LB"/>
+        </w:rPr>
+        <w:t>فَجَمِيعُ</w:t>
+      </w:r>
+      <w:r>
+        <w:rPr>
+          <w:rtl/>
+          <w:lang w:bidi="ar-LB"/>
+        </w:rPr>
+        <w:t xml:space="preserve"> </w:t>
+      </w:r>
+      <w:r>
+        <w:rPr>
+          <w:rFonts w:hint="cs"/>
+          <w:rtl/>
+          <w:lang w:bidi="ar-LB"/>
+        </w:rPr>
+        <w:t>الأَعْضَاءِ</w:t>
+      </w:r>
+      <w:r>
+        <w:rPr>
+          <w:rtl/>
+          <w:lang w:bidi="ar-LB"/>
+        </w:rPr>
+        <w:t xml:space="preserve"> </w:t>
+      </w:r>
+      <w:r>
+        <w:rPr>
+          <w:rFonts w:hint="cs"/>
+          <w:rtl/>
+          <w:lang w:bidi="ar-LB"/>
+        </w:rPr>
+        <w:t>تَفْرَحُ</w:t>
+      </w:r>
+      <w:r>
+        <w:rPr>
+          <w:rtl/>
+          <w:lang w:bidi="ar-LB"/>
+        </w:rPr>
+        <w:t xml:space="preserve"> </w:t>
+      </w:r>
+      <w:r>
+        <w:rPr>
+          <w:rFonts w:hint="cs"/>
+          <w:rtl/>
+          <w:lang w:bidi="ar-LB"/>
+        </w:rPr>
+        <w:t>مَعَهُ</w:t>
+      </w:r>
+      <w:r>
+        <w:rPr>
+          <w:rtl/>
+          <w:lang w:bidi="ar-LB"/>
+        </w:rPr>
+        <w:t>.</w:t>
+      </w:r>
+      <w:r>
+        <w:rPr>
+          <w:rFonts w:hint="cs"/>
+          <w:rtl/>
+          <w:lang w:bidi="ar-LB"/>
+        </w:rPr>
+        <w:t>"، إلى مركز المسيحي هنا على الأرض، لأنه في السماء لن يكون هناك ألم. غير أن الروح القدس يُضيف قائلاً: "</w:t>
+      </w:r>
+      <w:r>
+        <w:rPr>
+          <w:rtl/>
+          <w:lang w:bidi="ar-LB"/>
+        </w:rPr>
+        <w:t>وَأَمَّا أَنْتُمْ فَجَسَدُ الْمَسِيحِ، وَأَعْضَاؤُهُ أَفْرَادًا.</w:t>
+      </w:r>
+      <w:r>
+        <w:rPr>
+          <w:rFonts w:hint="cs"/>
+          <w:rtl/>
+          <w:lang w:bidi="ar-LB"/>
+        </w:rPr>
+        <w:t>" (1. كورنثوس 12: 26، 27).</w:t>
+      </w:r>
+    </w:p>
+    <w:p>
+      <w:pPr>
+        <w:rPr>
+          <w:rtl/>
+          <w:lang w:bidi="ar-LB"/>
+        </w:rPr>
+      </w:pPr>
+      <w:r>
+        <w:rPr>
+          <w:rFonts w:hint="cs"/>
+          <w:rtl/>
+          <w:lang w:bidi="ar-LB"/>
+        </w:rPr>
+        <w:t>إن كل الإصحاح يتكلم في ذات الحق؛ لكن المواضع المذكورة تُظهر بصورة كافية بأن الكلام هو الكنيسة (الاجتماع) على الأرض. فالذي لنا هنا هو إذًا الوِحدة الحقيقية التي يعمل فيها الروح القدس، وهي وِحدة المؤمنين بين بعضهم البعض ووِحدة الجسد.</w:t>
+      </w:r>
+    </w:p>
+    <w:p>
+      <w:pPr>
+        <w:rPr>
+          <w:rtl/>
+          <w:lang w:bidi="ar-LB"/>
+        </w:rPr>
+      </w:pPr>
+      <w:r>
+        <w:rPr>
+          <w:rFonts w:hint="cs"/>
+          <w:rtl/>
+          <w:lang w:bidi="ar-LB"/>
+        </w:rPr>
+        <w:t>كيف تظهر روح الطائفية؟</w:t>
+      </w:r>
+    </w:p>
+    <w:p>
+      <w:pPr>
+        <w:rPr>
+          <w:rtl/>
+          <w:lang w:bidi="ar-LB"/>
+        </w:rPr>
+      </w:pPr>
+      <w:r>
+        <w:rPr>
+          <w:rFonts w:hint="cs"/>
+          <w:rtl/>
+          <w:lang w:bidi="ar-LB"/>
+        </w:rPr>
+        <w:t>إن الروح الطائفية تظهر عندما يتحد المؤمنون على أساس آخر وليس على هذا الأساس؛ فإنه روح طائفية إن جعل المرء هذا الرأي أو ذاك أساسًا للاتحاد. إن هذه الوِحدة غير متأصلة في مبدأ وِحدة الجسد أو اتحاد المؤمنين. إن اتحد أشخاص كأفراد في هذه الصورة في ش</w:t>
+      </w:r>
+      <w:r>
+        <w:rPr>
+          <w:rFonts w:hint="cs"/>
+          <w:rtl/>
+          <w:lang w:bidi="ar-LB"/>
+        </w:rPr>
+        <w:t>ركة معًا واعترفوا فيما بينهم بأنهم أعضاء في هذا الاتحاد، فهم فعلاً يكوّنون "طائفة"، لأن مبدأ مثل هذه الكنيسة ليس هو وِحدة جسد المسيح، ولأن أعضاء الاتحاد لا يتحدون، مع أنه قد يفعلون ذلك، كأعضاء جسد المسيح، وإنما كأعضاء في شركة معينة.</w:t>
+      </w:r>
+    </w:p>
+    <w:p>
+      <w:pPr>
+        <w:rPr>
+          <w:rtl/>
+          <w:lang w:bidi="ar-LB"/>
+        </w:rPr>
+      </w:pPr>
+      <w:r>
+        <w:rPr>
+          <w:rFonts w:hint="cs"/>
+          <w:rtl/>
+          <w:lang w:bidi="ar-LB"/>
+        </w:rPr>
+        <w:t xml:space="preserve">جميع المسيحيين هم أعضاء في جسد المسيح وهم بمثابة عين أو يد أو قدم إلخ. في هذا الجسد (1. كورنثوس 12: 13 </w:t>
+      </w:r>
+      <w:r>
+        <w:rPr>
+          <w:rtl/>
+          <w:lang w:bidi="ar-LB"/>
         </w:rPr>
         <w:t>–</w:t>
       </w:r>
       <w:r>
         <w:rPr>
-          <w:rFonts w:ascii="Sakkal Majalla" w:hAnsi="Sakkal Majalla" w:cs="Sakkal Majalla" w:hint="cs"/>
-          <w:sz w:val="28"/>
-          <w:szCs w:val="28"/>
-          <w:rtl/>
-        </w:rPr>
-        <w:t xml:space="preserve"> صفحة 328</w:t>
-      </w:r>
-    </w:p>
-    <w:p>
-      <w:pPr>
-        <w:bidi/>
-        <w:jc w:val="both"/>
-        <w:rPr>
-          <w:rFonts w:ascii="Sakkal Majalla" w:hAnsi="Sakkal Majalla" w:cs="Sakkal Majalla"/>
-          <w:sz w:val="28"/>
-          <w:szCs w:val="28"/>
-          <w:rtl/>
-        </w:rPr>
-      </w:pPr>
-      <w:r>
-        <w:rPr>
-          <w:rFonts w:ascii="Sakkal Majalla" w:hAnsi="Sakkal Majalla" w:cs="Sakkal Majalla" w:hint="cs"/>
-          <w:sz w:val="28"/>
-          <w:szCs w:val="28"/>
-          <w:rtl/>
-        </w:rPr>
-        <w:t xml:space="preserve">من الممكن أن تكون الضيقات اختبارات إيمان كما وأيضًا </w:t>
-      </w:r>
-      <w:proofErr w:type="spellStart"/>
-      <w:r>
-        <w:rPr>
-          <w:rFonts w:ascii="Sakkal Majalla" w:hAnsi="Sakkal Majalla" w:cs="Sakkal Majalla" w:hint="cs"/>
-          <w:sz w:val="28"/>
-          <w:szCs w:val="28"/>
-          <w:rtl/>
-        </w:rPr>
-        <w:t>تأديبات</w:t>
-      </w:r>
-      <w:proofErr w:type="spellEnd"/>
-      <w:r>
-        <w:rPr>
-          <w:rFonts w:ascii="Sakkal Majalla" w:hAnsi="Sakkal Majalla" w:cs="Sakkal Majalla" w:hint="cs"/>
-          <w:sz w:val="28"/>
-          <w:szCs w:val="28"/>
-          <w:rtl/>
-        </w:rPr>
-        <w:t xml:space="preserve">. فليس كل ما </w:t>
-      </w:r>
-      <w:proofErr w:type="spellStart"/>
-      <w:r>
-        <w:rPr>
-          <w:rFonts w:ascii="Sakkal Majalla" w:hAnsi="Sakkal Majalla" w:cs="Sakkal Majalla" w:hint="cs"/>
-          <w:sz w:val="28"/>
-          <w:szCs w:val="28"/>
-          <w:rtl/>
-        </w:rPr>
-        <w:t>يواجهنا</w:t>
-      </w:r>
-      <w:proofErr w:type="spellEnd"/>
-      <w:r>
-        <w:rPr>
-          <w:rFonts w:ascii="Sakkal Majalla" w:hAnsi="Sakkal Majalla" w:cs="Sakkal Majalla" w:hint="cs"/>
-          <w:sz w:val="28"/>
-          <w:szCs w:val="28"/>
-          <w:rtl/>
-        </w:rPr>
-        <w:t xml:space="preserve"> معناه تأديب. في طرق الله مع أولاده هنالك الأمرين، تهذيب وتأديب.</w:t>
-      </w:r>
-    </w:p>
-    <w:p>
-      <w:pPr>
-        <w:bidi/>
-        <w:jc w:val="both"/>
-        <w:rPr>
-          <w:rFonts w:ascii="Sakkal Majalla" w:hAnsi="Sakkal Majalla" w:cs="Sakkal Majalla"/>
-          <w:sz w:val="28"/>
-          <w:szCs w:val="28"/>
-          <w:rtl/>
-        </w:rPr>
-      </w:pPr>
-      <w:r>
-        <w:rPr>
-          <w:rFonts w:ascii="Sakkal Majalla" w:hAnsi="Sakkal Majalla" w:cs="Sakkal Majalla" w:hint="cs"/>
-          <w:sz w:val="28"/>
-          <w:szCs w:val="28"/>
-          <w:rtl/>
-        </w:rPr>
-        <w:t>التهذيب غايته بأن نطهّر نفوسنا عمليًا ونقدسها؛ فهو يعلّمنا بأن نحفظ الجسد في حالته الميتة (نُميت الجسد) ويحطّم إرادتنا الذاتية. عمله في باطننا يساعدنا، بأن نحتمي من التجارب المحيطة بنا، ومن دونها سننصدم بسبب سطحية قلوبنا. آهٍ، فقلبنا سريعًا ما يجري وراء البُطل دون شعوره بذلك، إن لم يكن لدينا أمر يعدِلنا عنه!</w:t>
-      </w:r>
-    </w:p>
-    <w:p>
-      <w:pPr>
-        <w:bidi/>
-        <w:jc w:val="both"/>
-        <w:rPr>
-          <w:rFonts w:ascii="Sakkal Majalla" w:hAnsi="Sakkal Majalla" w:cs="Sakkal Majalla"/>
-          <w:sz w:val="28"/>
-          <w:szCs w:val="28"/>
-          <w:rtl/>
-        </w:rPr>
-      </w:pPr>
-      <w:r>
-        <w:rPr>
-          <w:rFonts w:ascii="Sakkal Majalla" w:hAnsi="Sakkal Majalla" w:cs="Sakkal Majalla" w:hint="cs"/>
-          <w:sz w:val="28"/>
-          <w:szCs w:val="28"/>
-          <w:rtl/>
-        </w:rPr>
-        <w:t>بالتأديب يريد الله بأن يؤثّر على الضمير. إنه يُوقظه بعمل الروح القدس المصحوب به فيما يتعلق بخطأ ما ارتكبناه. غير أنه لن يصل غايته طالما أصل الخطأ المرتكب لا زال غير معروف (فيما ينطبق الأمر أيضًا على جميع أنواع التهذيب). انعدام الاعتماد على الله، الكبرياء وغيرها من الممكن أن تؤدي إلى الكثير من الأخطاء. والنفس ست</w:t>
-      </w:r>
-      <w:r>
-        <w:rPr>
-          <w:rFonts w:ascii="Sakkal Majalla" w:hAnsi="Sakkal Majalla" w:cs="Sakkal Majalla" w:hint="cs"/>
-          <w:sz w:val="28"/>
-          <w:szCs w:val="28"/>
-          <w:rtl/>
-        </w:rPr>
-        <w:t>ت</w:t>
-      </w:r>
-      <w:r>
-        <w:rPr>
-          <w:rFonts w:ascii="Sakkal Majalla" w:hAnsi="Sakkal Majalla" w:cs="Sakkal Majalla" w:hint="cs"/>
-          <w:sz w:val="28"/>
-          <w:szCs w:val="28"/>
-          <w:rtl/>
-        </w:rPr>
-        <w:t>جدد فقط إن تمت إدانة ما تسبب في ذلك في القلب.</w:t>
-      </w:r>
-    </w:p>
-    <w:p>
-      <w:pPr>
-        <w:bidi/>
-        <w:jc w:val="both"/>
-        <w:rPr>
-          <w:rFonts w:ascii="Sakkal Majalla" w:hAnsi="Sakkal Majalla" w:cs="Sakkal Majalla"/>
-          <w:sz w:val="28"/>
-          <w:szCs w:val="28"/>
-          <w:rtl/>
-        </w:rPr>
-      </w:pPr>
-      <w:r>
-        <w:rPr>
-          <w:rFonts w:ascii="Sakkal Majalla" w:hAnsi="Sakkal Majalla" w:cs="Sakkal Majalla" w:hint="cs"/>
-          <w:sz w:val="28"/>
-          <w:szCs w:val="28"/>
-          <w:rtl/>
-        </w:rPr>
-        <w:t>التهذيب دائمًا متعلق بحالة النفس. فهنالك التهاون والإهمال، الكبرياء، السطحية في تعاملنا مع الله وآلاف الأمور الأخرى، التي تستدعي الكرّام بأن يستخدم سكينه المنقبة. وكثيرًا ما يحتاج الأمر، بأن تُعاق أمورٌ لا يعيها الضمير بعد، في أن تعمل في القلب. بهذا الشكل ينبغي أن يُستأسر الجسد قبل حدوث ذلك.</w:t>
-      </w:r>
-    </w:p>
-    <w:p>
-      <w:pPr>
-        <w:bidi/>
-        <w:jc w:val="both"/>
-        <w:rPr>
-          <w:rFonts w:ascii="Sakkal Majalla" w:hAnsi="Sakkal Majalla" w:cs="Sakkal Majalla"/>
-          <w:sz w:val="28"/>
-          <w:szCs w:val="28"/>
-          <w:rtl/>
-        </w:rPr>
-      </w:pPr>
-      <w:r>
-        <w:rPr>
-          <w:rFonts w:ascii="Sakkal Majalla" w:hAnsi="Sakkal Majalla" w:cs="Sakkal Majalla" w:hint="cs"/>
-          <w:sz w:val="28"/>
-          <w:szCs w:val="28"/>
-          <w:rtl/>
-        </w:rPr>
-        <w:t>كما ولإظهار الإنسان الجديد يجعل المِحَن ضرورية. المسيح بذاته اجتاز في هذه المِحَن. على الرغم من أن الإنسان الجديد كامل في حد ذاته، غير أنه هنالك خطوات ليتقدم فيها لإظهاره. فينا يختلط العتيق بالجديد؛ أما المسيح فلم يكن فيه إلا الأخير. هو كان دائمًا كاملاً، لكنه تعلّم "الطاعة" فيما تألم به. إيمانه وطاعته خضعا للامتحان في ظروف تصاعدت صعوبتها حتى وصلت ذروتها إلى الموت. في الصليب ظهر كماله في الآلام، وليس في الأفعال. ألمه كان يتطلب بذ</w:t>
-      </w:r>
-      <w:r>
-        <w:rPr>
-          <w:rFonts w:ascii="Sakkal Majalla" w:hAnsi="Sakkal Majalla" w:cs="Sakkal Majalla" w:hint="cs"/>
-          <w:sz w:val="28"/>
-          <w:szCs w:val="28"/>
-          <w:rtl/>
-        </w:rPr>
-        <w:t>لاً</w:t>
-      </w:r>
-      <w:r>
-        <w:rPr>
-          <w:rFonts w:ascii="Sakkal Majalla" w:hAnsi="Sakkal Majalla" w:cs="Sakkal Majalla" w:hint="cs"/>
-          <w:sz w:val="28"/>
-          <w:szCs w:val="28"/>
-          <w:rtl/>
-        </w:rPr>
-        <w:t xml:space="preserve"> كلي</w:t>
-      </w:r>
-      <w:r>
-        <w:rPr>
-          <w:rFonts w:ascii="Sakkal Majalla" w:hAnsi="Sakkal Majalla" w:cs="Sakkal Majalla" w:hint="cs"/>
-          <w:sz w:val="28"/>
-          <w:szCs w:val="28"/>
-          <w:rtl/>
-        </w:rPr>
-        <w:t>ًا</w:t>
-      </w:r>
-      <w:r>
-        <w:rPr>
-          <w:rFonts w:ascii="Sakkal Majalla" w:hAnsi="Sakkal Majalla" w:cs="Sakkal Majalla" w:hint="cs"/>
-          <w:sz w:val="28"/>
-          <w:szCs w:val="28"/>
-          <w:rtl/>
-        </w:rPr>
-        <w:t xml:space="preserve"> للنفس كأفعاله في حياته.</w:t>
-      </w:r>
-    </w:p>
-    <w:p>
-      <w:pPr>
-        <w:bidi/>
-        <w:jc w:val="both"/>
-        <w:rPr>
-          <w:rFonts w:ascii="Sakkal Majalla" w:hAnsi="Sakkal Majalla" w:cs="Sakkal Majalla"/>
-          <w:sz w:val="28"/>
-          <w:szCs w:val="28"/>
-          <w:rtl/>
-        </w:rPr>
-      </w:pPr>
-      <w:r>
-        <w:rPr>
-          <w:rFonts w:ascii="Sakkal Majalla" w:hAnsi="Sakkal Majalla" w:cs="Sakkal Majalla" w:hint="cs"/>
-          <w:sz w:val="28"/>
-          <w:szCs w:val="28"/>
-          <w:rtl/>
-        </w:rPr>
-        <w:t xml:space="preserve">الله يسمح، بأن يضع العدو مصاعب أمام الإنسان الجديد، ليمتحنه. طاقة الإنسان الجديد تُمتحن من خلال ذلك وتتقوى ومن ثم تُكلّل. إن لم نعمل في الإيمان، فإننا سنتوارى إلى الوراء وسنفقد الفرح أو على الأقل نور الروح القدس. الإنسان الجديد.، وإن كان كامل في طبيعته، </w:t>
-      </w:r>
-      <w:r>
-        <w:rPr>
-          <w:rFonts w:ascii="Sakkal Majalla" w:hAnsi="Sakkal Majalla" w:cs="Sakkal Majalla" w:hint="cs"/>
-          <w:sz w:val="28"/>
-          <w:szCs w:val="28"/>
-          <w:rtl/>
-        </w:rPr>
-        <w:t xml:space="preserve">إلا أنه </w:t>
-      </w:r>
-      <w:r>
-        <w:rPr>
-          <w:rFonts w:ascii="Sakkal Majalla" w:hAnsi="Sakkal Majalla" w:cs="Sakkal Majalla" w:hint="cs"/>
-          <w:sz w:val="28"/>
-          <w:szCs w:val="28"/>
-          <w:rtl/>
-        </w:rPr>
-        <w:t>كيان مُعتَمِد. وموقف الاعتماد هذا اتخذه المسيح أيضًا. كثيرًا ما تكون الامتحانات الخارج</w:t>
-      </w:r>
-      <w:bookmarkStart w:id="0" w:name="_GoBack"/>
-      <w:bookmarkEnd w:id="0"/>
-      <w:r>
-        <w:rPr>
-          <w:rFonts w:ascii="Sakkal Majalla" w:hAnsi="Sakkal Majalla" w:cs="Sakkal Majalla" w:hint="cs"/>
-          <w:sz w:val="28"/>
-          <w:szCs w:val="28"/>
-          <w:rtl/>
-        </w:rPr>
-        <w:t>ية ضرورية لنتعلم بأن نفصل ما بين ما هو من الإنسان العتيق والإنسان الجديد، والتي سريعًا ما تختلط ببعضها في قلوبنا المخادعة. إن لا زالت في قلبنا شكوى لم نأتي بها أمام إله النعمة، أو أي إساءة ثقة فيه، فإنه من الجسد وهو عمل العدو. إن لم نعُد نتقدّم إلى الأمام بسبب صعوبة ما، إن أرانا الله الطريق، فسيعمل الجسد وسيحزن الروح.</w:t>
-      </w:r>
-    </w:p>
-    <w:p>
-      <w:pPr>
-        <w:bidi/>
-        <w:jc w:val="both"/>
-        <w:rPr>
-          <w:rFonts w:ascii="Sakkal Majalla" w:hAnsi="Sakkal Majalla" w:cs="Sakkal Majalla"/>
-          <w:sz w:val="28"/>
-          <w:szCs w:val="28"/>
-          <w:rtl/>
-        </w:rPr>
-      </w:pPr>
-      <w:r>
-        <w:rPr>
-          <w:rFonts w:ascii="Sakkal Majalla" w:hAnsi="Sakkal Majalla" w:cs="Sakkal Majalla" w:hint="cs"/>
-          <w:sz w:val="28"/>
-          <w:szCs w:val="28"/>
-          <w:rtl/>
-        </w:rPr>
-        <w:t xml:space="preserve">دعونا نثق فيه ونفرح بمحبته. من الممكن أن نكون مهزومين </w:t>
-      </w:r>
-      <w:r>
-        <w:rPr>
-          <w:rFonts w:ascii="Sakkal Majalla" w:hAnsi="Sakkal Majalla" w:cs="Sakkal Majalla" w:hint="cs"/>
-          <w:sz w:val="28"/>
-          <w:szCs w:val="28"/>
-          <w:rtl/>
-        </w:rPr>
-        <w:t>أيضًا</w:t>
-      </w:r>
-      <w:r>
-        <w:rPr>
-          <w:rFonts w:ascii="Sakkal Majalla" w:hAnsi="Sakkal Majalla" w:cs="Sakkal Majalla" w:hint="cs"/>
-          <w:sz w:val="28"/>
-          <w:szCs w:val="28"/>
-          <w:rtl/>
+          <w:rFonts w:hint="cs"/>
+          <w:rtl/>
+          <w:lang w:bidi="ar-LB"/>
+        </w:rPr>
+        <w:t xml:space="preserve"> 25). بأن نكون أعضاء في اجتماع أو كنيسة هي فكرة لم ترد أبدًا في الكتاب المقدس. الروح القدس يقدّم "الاجتماع </w:t>
+      </w:r>
+      <w:r>
+        <w:rPr>
+          <w:rtl/>
+          <w:lang w:bidi="ar-LB"/>
+        </w:rPr>
+        <w:t>–</w:t>
+      </w:r>
+      <w:r>
+        <w:rPr>
+          <w:rFonts w:hint="cs"/>
+          <w:rtl/>
+          <w:lang w:bidi="ar-LB"/>
+        </w:rPr>
+        <w:t xml:space="preserve"> الكنيسة" على الأرض كجسد واحد، حيث المسيح هو رأسها (أفسس 1: 22، 23؛ كولوسي 1: 18).</w:t>
+      </w:r>
+    </w:p>
+    <w:p>
+      <w:pPr>
+        <w:rPr>
+          <w:rtl/>
+          <w:lang w:bidi="ar-LB"/>
+        </w:rPr>
+      </w:pPr>
+      <w:r>
+        <w:rPr>
+          <w:rFonts w:hint="cs"/>
+          <w:rtl/>
+          <w:lang w:bidi="ar-LB"/>
+        </w:rPr>
+        <w:t xml:space="preserve">لهذا كل مسيحي هو عضو في هذا الجسد وبالتالي أيضًا في المسيح. إن العضوية في مجتمع معيّن هو فكرة مختلفة تمامًا. الاحتفال بالعشاء هو التعبير عن اتحاد الأعضاء كما نجده في 1. كورنثوس 10: 17، بحيث إن </w:t>
+      </w:r>
+      <w:r>
+        <w:rPr>
+          <w:rFonts w:hint="cs"/>
+          <w:rtl/>
+          <w:lang w:bidi="ar-LB"/>
+        </w:rPr>
+        <w:t>اعترف مجتمع مسيحي بحق مشاركة أعضاءه، فبذلك سيتم الاعتراف بوِحدة هي في الواقع تتعارض مع وِحدة جسد المسيح. إنه قد</w:t>
+      </w:r>
+      <w:r>
+        <w:rPr>
+          <w:rtl/>
+          <w:lang w:bidi="ar-SA"/>
         </w:rPr>
         <w:t xml:space="preserve"> </w:t>
       </w:r>
       <w:r>
         <w:rPr>
-          <w:rFonts w:ascii="Sakkal Majalla" w:hAnsi="Sakkal Majalla" w:cs="Sakkal Majalla"/>
-          <w:sz w:val="28"/>
-          <w:szCs w:val="28"/>
-          <w:rtl/>
+          <w:rtl/>
+          <w:lang w:bidi="ar-LB"/>
+        </w:rPr>
+        <w:t>يحدث</w:t>
+      </w:r>
+      <w:r>
+        <w:rPr>
+          <w:rFonts w:hint="cs"/>
+          <w:rtl/>
+          <w:lang w:bidi="ar-LB"/>
+        </w:rPr>
+        <w:t xml:space="preserve"> هذا عن عدم معرفة؛ فمن الممكن أن هؤلاء المسيحيين لم يدركوا أبدًا ما هي وِحدة جسد المسيح، بأنها مشيئة الله </w:t>
+      </w:r>
+      <w:r>
+        <w:rPr>
+          <w:rFonts w:hint="cs"/>
+          <w:rtl/>
+          <w:lang w:bidi="ar-LB"/>
+        </w:rPr>
+        <w:t>أن</w:t>
+      </w:r>
+      <w:r>
+        <w:rPr>
+          <w:rFonts w:hint="cs"/>
+          <w:rtl/>
+          <w:lang w:bidi="ar-LB"/>
+        </w:rPr>
+        <w:t xml:space="preserve"> يُعلن عن هذه الوِحدة على الأرض؛ ولكنهم فعليًا هم يكوّنون طائفة تنكر وِحدة جسد المسيح. </w:t>
+      </w:r>
+      <w:r>
+        <w:rPr>
+          <w:rFonts w:hint="cs"/>
+          <w:rtl/>
+          <w:lang w:bidi="ar-LB"/>
+        </w:rPr>
+        <w:t>هناك كثيرون مَن هم أعضاء جسد المسيح، ولكنهم ليسوا أعضاء في هذه الشركة أو الهيئة؛ وعشاؤهم، مع أن أعضاؤها يشاركون فيه بفِكر تقوي، ليس هو تعبير عن وِحدة جسد المسيح، وإنما هو اتحاد لهذه الهيئة فقط.</w:t>
+      </w:r>
+    </w:p>
+    <w:p>
+      <w:pPr>
+        <w:rPr>
+          <w:rtl/>
+          <w:lang w:bidi="ar-LB"/>
+        </w:rPr>
+      </w:pPr>
+      <w:r>
+        <w:rPr>
+          <w:rFonts w:hint="cs"/>
+          <w:rtl/>
+          <w:lang w:bidi="ar-LB"/>
+        </w:rPr>
+        <w:t>ما الذي يحميني من روح الطائفية؟</w:t>
+      </w:r>
+    </w:p>
+    <w:p>
+      <w:pPr>
+        <w:rPr>
+          <w:rtl/>
+          <w:lang w:bidi="ar-LB"/>
+        </w:rPr>
+      </w:pPr>
+      <w:r>
+        <w:rPr>
+          <w:rFonts w:hint="cs"/>
+          <w:rtl/>
+          <w:lang w:bidi="ar-LB"/>
+        </w:rPr>
+        <w:t xml:space="preserve">وأما هنا فأمامنا مشكلة صعبة: إن أولاد الله مشتتون. هنالك الكثير من الإخوة الأتقياء هم أعضاء في هيئة معينة أو أخرى أو هم مؤيدين لهذه النقطة أو أخرى في الحق، وربما هم حتى في اتصال من جهة عبادتهم </w:t>
+      </w:r>
+      <w:r>
+        <w:rPr>
+          <w:rFonts w:hint="cs"/>
+          <w:rtl/>
+          <w:lang w:bidi="ar-LB"/>
+        </w:rPr>
+        <w:t>لأجل المنفعة بمَن هم في العالم: آهٍ، كم هنالك كثيرون ليس لهم أي فكرة عن وِحدة جسد المسيح أو لا يعترفون أبدًا بحتمية إظهار هذه الوِحدة على الأرض! غير أن كل هذا لا يُبطل عمل حق الله. إن الذين يجتمعون كأعضاء لهيئة أو اتحاد ما، وكما ذكرنا، هم مبدئيًا ليسوا إلا طائفة.</w:t>
+      </w:r>
+    </w:p>
+    <w:p>
+      <w:pPr>
+        <w:rPr>
+          <w:rtl/>
+          <w:lang w:bidi="ar-LB"/>
+        </w:rPr>
+      </w:pPr>
+      <w:r>
+        <w:rPr>
+          <w:rFonts w:hint="cs"/>
+          <w:rtl/>
+          <w:lang w:bidi="ar-LB"/>
+        </w:rPr>
+        <w:t xml:space="preserve">إن اعترفت بكل المسيحيين بكونهم أعضاء في جسد المسيح، إن أحببتهم، واستقبلتهم بشرط أنهم يسلكون بالحق والقداسة ويدعون الرب من قلب نقي (2. تيموثاوس 2: 19 </w:t>
+      </w:r>
+      <w:r>
+        <w:rPr>
+          <w:rtl/>
+          <w:lang w:bidi="ar-LB"/>
         </w:rPr>
         <w:t>–</w:t>
       </w:r>
       <w:r>
         <w:rPr>
-          <w:rFonts w:ascii="Sakkal Majalla" w:hAnsi="Sakkal Majalla" w:cs="Sakkal Majalla" w:hint="cs"/>
-          <w:sz w:val="28"/>
-          <w:szCs w:val="28"/>
-          <w:rtl/>
-        </w:rPr>
-        <w:t xml:space="preserve"> ولا يكاد يكون بدون قلّة إيمان </w:t>
-      </w:r>
-      <w:r>
-        <w:rPr>
-          <w:rFonts w:ascii="Sakkal Majalla" w:hAnsi="Sakkal Majalla" w:cs="Sakkal Majalla"/>
-          <w:sz w:val="28"/>
-          <w:szCs w:val="28"/>
-          <w:rtl/>
+          <w:rFonts w:hint="cs"/>
+          <w:rtl/>
+          <w:lang w:bidi="ar-LB"/>
+        </w:rPr>
+        <w:t xml:space="preserve"> 22؛ رؤيا 3: 7)، على العشاء بقلب رحب، عندها </w:t>
+      </w:r>
+      <w:r>
+        <w:rPr>
+          <w:rtl/>
+          <w:lang w:bidi="ar-LB"/>
         </w:rPr>
         <w:t>–</w:t>
       </w:r>
       <w:r>
         <w:rPr>
-          <w:rFonts w:ascii="Sakkal Majalla" w:hAnsi="Sakkal Majalla" w:cs="Sakkal Majalla" w:hint="cs"/>
-          <w:sz w:val="28"/>
-          <w:szCs w:val="28"/>
-          <w:rtl/>
-        </w:rPr>
-        <w:t xml:space="preserve"> لكن كل شيء سيجري على ما يرام إن أتينا به إلى الله. هل هو امتحان، بكل تأكيد هو سيعزينا؛ هل هو تأديب بسبب خطأ ما، فهو سيعرّفنا به. دعونا نذهب إليه بكل شيء؛ عندها سيحفظ سلامه قلوبَنا في المسيح يسوع.</w:t>
-      </w:r>
-    </w:p>
-    <w:p>
-      <w:pPr>
-        <w:bidi/>
-        <w:jc w:val="center"/>
-        <w:rPr>
-          <w:rFonts w:ascii="Sakkal Majalla" w:hAnsi="Sakkal Majalla" w:cs="Sakkal Majalla"/>
-          <w:sz w:val="28"/>
-          <w:szCs w:val="28"/>
-          <w:rtl/>
-        </w:rPr>
-      </w:pPr>
-      <w:r>
-        <w:rPr>
-          <w:rFonts w:ascii="Sakkal Majalla" w:hAnsi="Sakkal Majalla" w:cs="Sakkal Majalla" w:hint="cs"/>
-          <w:sz w:val="28"/>
-          <w:szCs w:val="28"/>
-          <w:rtl/>
-        </w:rPr>
-        <w:t>- تم -</w:t>
+          <w:rFonts w:hint="cs"/>
+          <w:rtl/>
+          <w:lang w:bidi="ar-LB"/>
+        </w:rPr>
+        <w:t xml:space="preserve"> حتى وإن كنت لا أقدر أن أجمع جميع أولاد الله </w:t>
+      </w:r>
+      <w:r>
+        <w:rPr>
+          <w:rtl/>
+          <w:lang w:bidi="ar-LB"/>
+        </w:rPr>
+        <w:t>–</w:t>
+      </w:r>
+      <w:r>
+        <w:rPr>
+          <w:rFonts w:hint="cs"/>
+          <w:rtl/>
+          <w:lang w:bidi="ar-LB"/>
+        </w:rPr>
+        <w:t xml:space="preserve"> لا أتصرف بطائفية؛ لأني أتصرف بحسب مبدأ وِحدة جسد المسيح، وأنا أتوق نحو اتحاد عملي للمؤمنين. إن اتحدت مع مؤمنين آخرين، ببساطة كعضو في جسد المسيح وليس كعضو في أية هيئة كنسية لأتناول عشاء الرب </w:t>
+      </w:r>
+      <w:r>
+        <w:rPr>
+          <w:rtl/>
+          <w:lang w:bidi="ar-LB"/>
+        </w:rPr>
+        <w:t>–</w:t>
+      </w:r>
+      <w:r>
+        <w:rPr>
+          <w:rFonts w:hint="cs"/>
+          <w:rtl/>
+          <w:lang w:bidi="ar-LB"/>
+        </w:rPr>
+        <w:t xml:space="preserve"> إن كنت فعلاً </w:t>
+      </w:r>
+      <w:r>
+        <w:rPr>
+          <w:rFonts w:hint="cs"/>
+          <w:rtl/>
+          <w:lang w:bidi="ar-LB"/>
+        </w:rPr>
+        <w:t>مستعدًا في وِحدة الجسد بأن أُعطي لجميع المسيحيين السالكين بالحق أن يشاركوا في احتفال العشاء، عندها لن أكون عضوًا في أية طائفة، وإنما أكون فقط عضوًا في جسد المسيح. لكن كل اتحاد قائم على أي مبدأ آخر، وذلك بهدف تكوين هيئة كنسية، هو طائفية. إن المبدأ بسيط جدًا. إن صعوبات تحقيقه التي سببها الحالة العملية الموجودة فيها كنيسة الله، ليست بقليلة. إلا أن المسيح هو كافي للجميع، وإن رضينا بأن لا يكون لنا اعتبار في عيون الناس، عندها المسألة لن تكون بهذه الصعوبة.</w:t>
+      </w:r>
+    </w:p>
+    <w:p>
+      <w:pPr>
+        <w:rPr>
+          <w:rtl/>
+          <w:lang w:bidi="ar-LB"/>
+        </w:rPr>
+      </w:pPr>
+      <w:r>
+        <w:rPr>
+          <w:rFonts w:hint="cs"/>
+          <w:rtl/>
+          <w:lang w:bidi="ar-LB"/>
+        </w:rPr>
+        <w:t>فما هي الطائفة؟</w:t>
+      </w:r>
+    </w:p>
+    <w:p>
+      <w:pPr>
+        <w:rPr>
+          <w:rtl/>
+          <w:lang w:bidi="ar-LB"/>
+        </w:rPr>
+      </w:pPr>
+      <w:r>
+        <w:rPr>
+          <w:rFonts w:hint="cs"/>
+          <w:rtl/>
+          <w:lang w:bidi="ar-LB"/>
+        </w:rPr>
+        <w:t>فالطائفة هي هيئة كنسية متحدة على مبدأ آخر يختلف عن وِحدة جسد المسيح. إن هذه الهيئة الدينية بحسب نظامها هي طائفة، إ</w:t>
+      </w:r>
+      <w:r>
+        <w:rPr>
+          <w:rFonts w:hint="cs"/>
+          <w:rtl/>
+          <w:lang w:bidi="ar-LB"/>
+        </w:rPr>
+        <w:t>ن كان</w:t>
+      </w:r>
+      <w:r>
+        <w:rPr>
+          <w:rFonts w:hint="cs"/>
+          <w:rtl/>
+          <w:lang w:bidi="ar-LB"/>
+        </w:rPr>
+        <w:t xml:space="preserve"> جزءٌ منها يُعتبرون أعضاؤها. كما وسيتصرف المرء كطائفة إن اعترف بأشخاص محددين فقط وسمح لهم حتى وإن لم يدعُهم أعضاء. إننا هنا لا نتكلم عن التأديب الممارس داخل جسد للمسيح، وإنما عن المبدأ الذي على أساسه يتحد المرء. إن كلمة الله لا تتكلم عن عضوية أية هيئة كنسية، وإنما فقط عن أعضاء جسد المسيح. وهؤلاء الأعضاء مدعوين بأن يُظهروا هذه الوِحدة، وذلك من خلال سيرهم معًا في طريق واحد. نحن يمكننا أن نُشير إلى متى 18: 20 كتشجيع جميل في أيامنا المليئة بالانقسامات، في أواخر هذا الزمان الشرير، حيث وعدنا الرب بأنه سيكون في كل مكان</w:t>
+      </w:r>
+      <w:r>
+        <w:rPr>
+          <w:rFonts w:hint="cs"/>
+          <w:rtl/>
+          <w:lang w:bidi="ar-LB"/>
+        </w:rPr>
+        <w:t xml:space="preserve"> </w:t>
+      </w:r>
+      <w:r>
+        <w:rPr>
+          <w:rFonts w:hint="cs"/>
+          <w:rtl/>
+          <w:lang w:bidi="ar-LB"/>
+        </w:rPr>
+        <w:t>وسط اثنين أو ثلاثة مجتمعين باسمه.</w:t>
+      </w:r>
+    </w:p>
+    <w:p>
+      <w:pPr>
+        <w:rPr>
+          <w:rtl/>
+          <w:lang w:bidi="ar-LB"/>
+        </w:rPr>
+      </w:pPr>
+      <w:r>
+        <w:rPr>
+          <w:rFonts w:hint="cs"/>
+          <w:rtl/>
+          <w:lang w:bidi="ar-LB"/>
+        </w:rPr>
+        <w:t>الدليل لأيامنا</w:t>
+      </w:r>
+    </w:p>
+    <w:p>
+      <w:pPr>
+        <w:rPr>
+          <w:lang w:bidi="ar-LB"/>
+        </w:rPr>
+      </w:pPr>
+      <w:r>
+        <w:rPr>
+          <w:rFonts w:hint="cs"/>
+          <w:rtl/>
+          <w:lang w:bidi="ar-LB"/>
+        </w:rPr>
+        <w:t xml:space="preserve">في وسط الارتباك السائد من حولنا لدينا في الطريق الذي ترتب لنا </w:t>
+      </w:r>
+      <w:r>
+        <w:rPr>
+          <w:rFonts w:hint="cs"/>
+          <w:rtl/>
+          <w:lang w:bidi="ar-LB"/>
+        </w:rPr>
+        <w:t>ل</w:t>
+      </w:r>
+      <w:r>
+        <w:rPr>
+          <w:rFonts w:hint="cs"/>
+          <w:rtl/>
+          <w:lang w:bidi="ar-LB"/>
+        </w:rPr>
+        <w:t>نسير فيه، دليلٌ</w:t>
+      </w:r>
+      <w:r>
+        <w:rPr>
+          <w:rFonts w:hint="cs"/>
+          <w:rtl/>
+          <w:lang w:bidi="ar-LB"/>
+        </w:rPr>
+        <w:t xml:space="preserve"> أُعطي لنا في 2. تيموثاوس 2: 20 </w:t>
+      </w:r>
+      <w:r>
+        <w:rPr>
+          <w:rtl/>
+          <w:lang w:bidi="ar-LB"/>
+        </w:rPr>
+        <w:t>–</w:t>
+      </w:r>
+      <w:r>
+        <w:rPr>
+          <w:rFonts w:hint="cs"/>
+          <w:rtl/>
+          <w:lang w:bidi="ar-LB"/>
+        </w:rPr>
+        <w:t xml:space="preserve"> 22: "</w:t>
+      </w:r>
+      <w:r>
+        <w:rPr>
+          <w:rtl/>
+          <w:lang w:bidi="ar-LB"/>
+        </w:rPr>
+        <w:t>20وَلكِنْ فِي بَيْتٍ كَبِيرٍ لَيْسَ آنِيَةٌ مِنْ ذَهَبٍ وَفِضَّةٍ فَقَطْ، بَلْ مِنْ خَشَبٍ وَخَزَفٍ أَيْضًا، وَتِلْكَ لِلْكَرَامَةِ وَهذِهِ لِلْهَوَانِ.  21فَإِنْ طَهَّرَ أَحَدٌ نَفْسَهُ مِنْ هذِهِ، يَكُونُ إِنَاءً لِلْكَرَامَةِ، مُقَدَّسًا، نَافِعًا لِلسَّيِّدِ، مُسْتَعَدًّا لِكُلِّ عَمَل صَالِحٍ.  22أَمَّا الشَّهَوَاتُ الشَّبَابِيَّةُ فَاهْرُبْ مِنْهَا، وَاتْبَعِ الْبِرَّ وَالإِيمَانَ وَالْمَحَبَّةَ وَالسَّلاَمَ مَعَ الَّذِينَ يَدْعُونَ الرَّبَّ مِنْ قَلْبٍ نَقِيٍّ.</w:t>
+      </w:r>
+      <w:r>
+        <w:rPr>
+          <w:rFonts w:hint="cs"/>
+          <w:rtl/>
+          <w:lang w:bidi="ar-LB"/>
+        </w:rPr>
+        <w:t>"</w:t>
       </w:r>
     </w:p>
     <w:sectPr>
       <w:pgSz w:w="11906" w:h="16838"/>
-      <w:pgMar w:top="720" w:right="720" w:bottom="720" w:left="720" w:header="708" w:footer="708" w:gutter="0"/>
+      <w:pgMar w:top="1440" w:right="1440" w:bottom="1440" w:left="1440" w:header="708" w:footer="708" w:gutter="0"/>
       <w:cols w:space="708"/>
       <w:docGrid w:linePitch="360"/>
     </w:sectPr>
@@ -517,140 +994,22 @@
 </w:document>
 </file>
 
-<file path=word/numbering.xml><?xml version="1.0" encoding="utf-8"?>
-<w:numbering xmlns:wpc="http://schemas.microsoft.com/office/word/2010/wordprocessingCanvas" xmlns:cx="http://schemas.microsoft.com/office/drawing/2014/chartex" xmlns:cx1="http://schemas.microsoft.com/office/drawing/2015/9/8/chartex" xmlns:cx2="http://schemas.microsoft.com/office/drawing/2015/10/21/chartex" xmlns:cx3="http://schemas.microsoft.com/office/drawing/2016/5/9/chartex" xmlns:cx4="http://schemas.microsoft.com/office/drawing/2016/5/10/chartex" xmlns:cx5="http://schemas.microsoft.com/office/drawing/2016/5/11/chartex" xmlns:cx6="http://schemas.microsoft.com/office/drawing/2016/5/12/chartex" xmlns:cx7="http://schemas.microsoft.com/office/drawing/2016/5/13/chartex" xmlns:cx8="http://schemas.microsoft.com/office/drawing/2016/5/14/chartex" xmlns:mc="http://schemas.openxmlformats.org/markup-compatibility/2006" xmlns:aink="http://schemas.microsoft.com/office/drawing/2016/ink" xmlns:am3d="http://schemas.microsoft.com/office/drawing/2017/model3d" xmlns:o="urn:schemas-microsoft-com:office:office" xmlns:r="http://schemas.openxmlformats.org/officeDocument/2006/relationships" xmlns:m="http://schemas.openxmlformats.org/officeDocument/2006/math" xmlns:v="urn:schemas-microsoft-com:vml" xmlns:wp14="http://schemas.microsoft.com/office/word/2010/wordprocessingDrawing" xmlns:wp="http://schemas.openxmlformats.org/drawingml/2006/wordprocessingDrawing" xmlns:w10="urn:schemas-microsoft-com:office:word" xmlns:w="http://schemas.openxmlformats.org/wordprocessingml/2006/main" xmlns:w14="http://schemas.microsoft.com/office/word/2010/wordml" xmlns:w15="http://schemas.microsoft.com/office/word/2012/wordml" xmlns:w16cid="http://schemas.microsoft.com/office/word/2016/wordml/cid" xmlns:w16se="http://schemas.microsoft.com/office/word/2015/wordml/symex" xmlns:wpg="http://schemas.microsoft.com/office/word/2010/wordprocessingGroup" xmlns:wpi="http://schemas.microsoft.com/office/word/2010/wordprocessingInk" xmlns:wne="http://schemas.microsoft.com/office/word/2006/wordml" xmlns:wps="http://schemas.microsoft.com/office/word/2010/wordprocessingShape" mc:Ignorable="w14 w15 w16se w16cid wp14">
-  <w:abstractNum w:abstractNumId="0" w15:restartNumberingAfterBreak="0">
-    <w:nsid w:val="2EB63C27"/>
-    <w:multiLevelType w:val="hybridMultilevel"/>
-    <w:tmpl w:val="F8822342"/>
-    <w:lvl w:ilvl="0" w:tplc="C8944EF8">
-      <w:numFmt w:val="bullet"/>
-      <w:lvlText w:val="-"/>
-      <w:lvlJc w:val="left"/>
-      <w:pPr>
-        <w:ind w:left="720" w:hanging="360"/>
-      </w:pPr>
-      <w:rPr>
-        <w:rFonts w:ascii="Sakkal Majalla" w:eastAsiaTheme="minorHAnsi" w:hAnsi="Sakkal Majalla" w:cs="Sakkal Majalla" w:hint="default"/>
-      </w:rPr>
-    </w:lvl>
-    <w:lvl w:ilvl="1" w:tplc="20000003" w:tentative="1">
-      <w:start w:val="1"/>
-      <w:numFmt w:val="bullet"/>
-      <w:lvlText w:val="o"/>
-      <w:lvlJc w:val="left"/>
-      <w:pPr>
-        <w:ind w:left="1440" w:hanging="360"/>
-      </w:pPr>
-      <w:rPr>
-        <w:rFonts w:ascii="Courier New" w:hAnsi="Courier New" w:cs="Courier New" w:hint="default"/>
-      </w:rPr>
-    </w:lvl>
-    <w:lvl w:ilvl="2" w:tplc="20000005" w:tentative="1">
-      <w:start w:val="1"/>
-      <w:numFmt w:val="bullet"/>
-      <w:lvlText w:val=""/>
-      <w:lvlJc w:val="left"/>
-      <w:pPr>
-        <w:ind w:left="2160" w:hanging="360"/>
-      </w:pPr>
-      <w:rPr>
-        <w:rFonts w:ascii="Wingdings" w:hAnsi="Wingdings" w:hint="default"/>
-      </w:rPr>
-    </w:lvl>
-    <w:lvl w:ilvl="3" w:tplc="20000001" w:tentative="1">
-      <w:start w:val="1"/>
-      <w:numFmt w:val="bullet"/>
-      <w:lvlText w:val=""/>
-      <w:lvlJc w:val="left"/>
-      <w:pPr>
-        <w:ind w:left="2880" w:hanging="360"/>
-      </w:pPr>
-      <w:rPr>
-        <w:rFonts w:ascii="Symbol" w:hAnsi="Symbol" w:hint="default"/>
-      </w:rPr>
-    </w:lvl>
-    <w:lvl w:ilvl="4" w:tplc="20000003" w:tentative="1">
-      <w:start w:val="1"/>
-      <w:numFmt w:val="bullet"/>
-      <w:lvlText w:val="o"/>
-      <w:lvlJc w:val="left"/>
-      <w:pPr>
-        <w:ind w:left="3600" w:hanging="360"/>
-      </w:pPr>
-      <w:rPr>
-        <w:rFonts w:ascii="Courier New" w:hAnsi="Courier New" w:cs="Courier New" w:hint="default"/>
-      </w:rPr>
-    </w:lvl>
-    <w:lvl w:ilvl="5" w:tplc="20000005" w:tentative="1">
-      <w:start w:val="1"/>
-      <w:numFmt w:val="bullet"/>
-      <w:lvlText w:val=""/>
-      <w:lvlJc w:val="left"/>
-      <w:pPr>
-        <w:ind w:left="4320" w:hanging="360"/>
-      </w:pPr>
-      <w:rPr>
-        <w:rFonts w:ascii="Wingdings" w:hAnsi="Wingdings" w:hint="default"/>
-      </w:rPr>
-    </w:lvl>
-    <w:lvl w:ilvl="6" w:tplc="20000001" w:tentative="1">
-      <w:start w:val="1"/>
-      <w:numFmt w:val="bullet"/>
-      <w:lvlText w:val=""/>
-      <w:lvlJc w:val="left"/>
-      <w:pPr>
-        <w:ind w:left="5040" w:hanging="360"/>
-      </w:pPr>
-      <w:rPr>
-        <w:rFonts w:ascii="Symbol" w:hAnsi="Symbol" w:hint="default"/>
-      </w:rPr>
-    </w:lvl>
-    <w:lvl w:ilvl="7" w:tplc="20000003" w:tentative="1">
-      <w:start w:val="1"/>
-      <w:numFmt w:val="bullet"/>
-      <w:lvlText w:val="o"/>
-      <w:lvlJc w:val="left"/>
-      <w:pPr>
-        <w:ind w:left="5760" w:hanging="360"/>
-      </w:pPr>
-      <w:rPr>
-        <w:rFonts w:ascii="Courier New" w:hAnsi="Courier New" w:cs="Courier New" w:hint="default"/>
-      </w:rPr>
-    </w:lvl>
-    <w:lvl w:ilvl="8" w:tplc="20000005" w:tentative="1">
-      <w:start w:val="1"/>
-      <w:numFmt w:val="bullet"/>
-      <w:lvlText w:val=""/>
-      <w:lvlJc w:val="left"/>
-      <w:pPr>
-        <w:ind w:left="6480" w:hanging="360"/>
-      </w:pPr>
-      <w:rPr>
-        <w:rFonts w:ascii="Wingdings" w:hAnsi="Wingdings" w:hint="default"/>
-      </w:rPr>
-    </w:lvl>
-  </w:abstractNum>
-  <w:num w:numId="1">
-    <w:abstractNumId w:val="0"/>
-  </w:num>
-</w:numbering>
-</file>
-
 <file path=word/styles.xml><?xml version="1.0" encoding="utf-8"?>
-<w:styles xmlns:mc="http://schemas.openxmlformats.org/markup-compatibility/2006" xmlns:r="http://schemas.openxmlformats.org/officeDocument/2006/relationships" xmlns:w="http://schemas.openxmlformats.org/wordprocessingml/2006/main" xmlns:w14="http://schemas.microsoft.com/office/word/2010/wordml" xmlns:w15="http://schemas.microsoft.com/office/word/2012/wordml" xmlns:w16cid="http://schemas.microsoft.com/office/word/2016/wordml/cid" xmlns:w16se="http://schemas.microsoft.com/office/word/2015/wordml/symex" mc:Ignorable="w14 w15 w16se w16cid">
+<w:styles xmlns:mc="http://schemas.openxmlformats.org/markup-compatibility/2006" xmlns:r="http://schemas.openxmlformats.org/officeDocument/2006/relationships" xmlns:w="http://schemas.openxmlformats.org/wordprocessingml/2006/main" xmlns:w14="http://schemas.microsoft.com/office/word/2010/wordml" xmlns:w15="http://schemas.microsoft.com/office/word/2012/wordml" xmlns:w16cex="http://schemas.microsoft.com/office/word/2018/wordml/cex" xmlns:w16cid="http://schemas.microsoft.com/office/word/2016/wordml/cid" xmlns:w16="http://schemas.microsoft.com/office/word/2018/wordml" xmlns:w16sdtdh="http://schemas.microsoft.com/office/word/2020/wordml/sdtdatahash" xmlns:w16se="http://schemas.microsoft.com/office/word/2015/wordml/symex" mc:Ignorable="w14 w15 w16se w16cid w16 w16cex w16sdtdh">
   <w:docDefaults>
     <w:rPrDefault>
       <w:rPr>
-        <w:rFonts w:asciiTheme="minorHAnsi" w:eastAsiaTheme="minorHAnsi" w:hAnsiTheme="minorHAnsi" w:cstheme="minorBidi"/>
-        <w:sz w:val="22"/>
-        <w:szCs w:val="22"/>
-        <w:lang w:val="en-IL" w:eastAsia="en-US" w:bidi="ar-SA"/>
+        <w:rFonts w:ascii="Sakkal Majalla" w:eastAsiaTheme="minorHAnsi" w:hAnsi="Sakkal Majalla" w:cs="Sakkal Majalla"/>
+        <w:sz w:val="28"/>
+        <w:szCs w:val="28"/>
+        <w:lang w:eastAsia="en-US" w:bidi="he-IL"/>
       </w:rPr>
     </w:rPrDefault>
     <w:pPrDefault>
       <w:pPr>
+        <w:bidi/>
         <w:spacing w:after="160" w:line="259" w:lineRule="auto"/>
+        <w:jc w:val="both"/>
       </w:pPr>
     </w:pPrDefault>
   </w:docDefaults>
@@ -1035,9 +1394,6 @@
   <w:style w:type="paragraph" w:default="1" w:styleId="Normal">
     <w:name w:val="Normal"/>
     <w:qFormat/>
-    <w:rPr>
-      <w:lang w:bidi="ar-EG"/>
-    </w:rPr>
   </w:style>
   <w:style w:type="character" w:default="1" w:styleId="DefaultParagraphFont">
     <w:name w:val="Default Paragraph Font"/>
@@ -1071,7 +1427,7 @@
     <w:basedOn w:val="DefaultParagraphFont"/>
     <w:uiPriority w:val="99"/>
     <w:unhideWhenUsed/>
-    <w:rsid w:val="000474BA"/>
+    <w:rsid w:val="004068A0"/>
     <w:rPr>
       <w:color w:val="0563C1" w:themeColor="hyperlink"/>
       <w:u w:val="single"/>
@@ -1083,28 +1439,29 @@
     <w:uiPriority w:val="99"/>
     <w:semiHidden/>
     <w:unhideWhenUsed/>
-    <w:rsid w:val="000474BA"/>
+    <w:rsid w:val="004068A0"/>
     <w:rPr>
       <w:color w:val="605E5C"/>
       <w:shd w:val="clear" w:color="auto" w:fill="E1DFDD"/>
     </w:rPr>
   </w:style>
-  <w:style w:type="paragraph" w:styleId="ListParagraph">
-    <w:name w:val="List Paragraph"/>
-    <w:basedOn w:val="Normal"/>
-    <w:uiPriority w:val="34"/>
-    <w:qFormat/>
-    <w:rsid w:val="00682D3F"/>
-    <w:pPr>
-      <w:ind w:left="720"/>
-      <w:contextualSpacing/>
-    </w:pPr>
+  <w:style w:type="character" w:styleId="FollowedHyperlink">
+    <w:name w:val="FollowedHyperlink"/>
+    <w:basedOn w:val="DefaultParagraphFont"/>
+    <w:uiPriority w:val="99"/>
+    <w:semiHidden/>
+    <w:unhideWhenUsed/>
+    <w:rsid w:val="00407420"/>
+    <w:rPr>
+      <w:color w:val="954F72" w:themeColor="followedHyperlink"/>
+      <w:u w:val="single"/>
+    </w:rPr>
   </w:style>
 </w:styles>
 </file>
 
 <file path=word/theme/theme1.xml><?xml version="1.0" encoding="utf-8"?>
-<a:theme xmlns:a="http://schemas.openxmlformats.org/drawingml/2006/main" name="ערכת נושא Office">
+<a:theme xmlns:a="http://schemas.openxmlformats.org/drawingml/2006/main" name="Office Theme">
   <a:themeElements>
     <a:clrScheme name="Office">
       <a:dk1>

--- a/docs/downloads/john-nelson-darby/تم/doc_0362.docx
+++ b/docs/downloads/john-nelson-darby/تم/doc_0362.docx
@@ -1,11 +1,11 @@
 
 <file path=word/document.xml><?xml version="1.0" encoding="utf-8"?>
-<w:document xmlns:wpc="http://schemas.microsoft.com/office/word/2010/wordprocessingCanvas" xmlns:cx="http://schemas.microsoft.com/office/drawing/2014/chartex" xmlns:cx1="http://schemas.microsoft.com/office/drawing/2015/9/8/chartex" xmlns:cx2="http://schemas.microsoft.com/office/drawing/2015/10/21/chartex" xmlns:cx3="http://schemas.microsoft.com/office/drawing/2016/5/9/chartex" xmlns:cx4="http://schemas.microsoft.com/office/drawing/2016/5/10/chartex" xmlns:cx5="http://schemas.microsoft.com/office/drawing/2016/5/11/chartex" xmlns:cx6="http://schemas.microsoft.com/office/drawing/2016/5/12/chartex" xmlns:cx7="http://schemas.microsoft.com/office/drawing/2016/5/13/chartex" xmlns:cx8="http://schemas.microsoft.com/office/drawing/2016/5/14/chartex" xmlns:mc="http://schemas.openxmlformats.org/markup-compatibility/2006" xmlns:aink="http://schemas.microsoft.com/office/drawing/2016/ink" xmlns:am3d="http://schemas.microsoft.com/office/drawing/2017/model3d" xmlns:o="urn:schemas-microsoft-com:office:office" xmlns:r="http://schemas.openxmlformats.org/officeDocument/2006/relationships" xmlns:m="http://schemas.openxmlformats.org/officeDocument/2006/math" xmlns:v="urn:schemas-microsoft-com:vml" xmlns:wp14="http://schemas.microsoft.com/office/word/2010/wordprocessingDrawing" xmlns:wp="http://schemas.openxmlformats.org/drawingml/2006/wordprocessingDrawing" xmlns:w10="urn:schemas-microsoft-com:office:word" xmlns:w="http://schemas.openxmlformats.org/wordprocessingml/2006/main" xmlns:w14="http://schemas.microsoft.com/office/word/2010/wordml" xmlns:w15="http://schemas.microsoft.com/office/word/2012/wordml" xmlns:w16cid="http://schemas.microsoft.com/office/word/2016/wordml/cid" xmlns:w16se="http://schemas.microsoft.com/office/word/2015/wordml/symex" xmlns:wpg="http://schemas.microsoft.com/office/word/2010/wordprocessingGroup" xmlns:wpi="http://schemas.microsoft.com/office/word/2010/wordprocessingInk" xmlns:wne="http://schemas.microsoft.com/office/word/2006/wordml" xmlns:wps="http://schemas.microsoft.com/office/word/2010/wordprocessingShape" mc:Ignorable="w14 w15 w16se w16cid wp14">
+<w:document xmlns:wpc="http://schemas.microsoft.com/office/word/2010/wordprocessingCanvas" xmlns:cx="http://schemas.microsoft.com/office/drawing/2014/chartex" xmlns:cx1="http://schemas.microsoft.com/office/drawing/2015/9/8/chartex" xmlns:cx2="http://schemas.microsoft.com/office/drawing/2015/10/21/chartex" xmlns:cx3="http://schemas.microsoft.com/office/drawing/2016/5/9/chartex" xmlns:cx4="http://schemas.microsoft.com/office/drawing/2016/5/10/chartex" xmlns:cx5="http://schemas.microsoft.com/office/drawing/2016/5/11/chartex" xmlns:cx6="http://schemas.microsoft.com/office/drawing/2016/5/12/chartex" xmlns:cx7="http://schemas.microsoft.com/office/drawing/2016/5/13/chartex" xmlns:cx8="http://schemas.microsoft.com/office/drawing/2016/5/14/chartex" xmlns:mc="http://schemas.openxmlformats.org/markup-compatibility/2006" xmlns:aink="http://schemas.microsoft.com/office/drawing/2016/ink" xmlns:am3d="http://schemas.microsoft.com/office/drawing/2017/model3d" xmlns:o="urn:schemas-microsoft-com:office:office" xmlns:oel="http://schemas.microsoft.com/office/2019/extlst" xmlns:r="http://schemas.openxmlformats.org/officeDocument/2006/relationships" xmlns:m="http://schemas.openxmlformats.org/officeDocument/2006/math" xmlns:v="urn:schemas-microsoft-com:vml" xmlns:wp14="http://schemas.microsoft.com/office/word/2010/wordprocessingDrawing" xmlns:wp="http://schemas.openxmlformats.org/drawingml/2006/wordprocessingDrawing" xmlns:w10="urn:schemas-microsoft-com:office:word" xmlns:w="http://schemas.openxmlformats.org/wordprocessingml/2006/main" xmlns:w14="http://schemas.microsoft.com/office/word/2010/wordml" xmlns:w15="http://schemas.microsoft.com/office/word/2012/wordml" xmlns:w16cex="http://schemas.microsoft.com/office/word/2018/wordml/cex" xmlns:w16cid="http://schemas.microsoft.com/office/word/2016/wordml/cid" xmlns:w16="http://schemas.microsoft.com/office/word/2018/wordml" xmlns:w16sdtdh="http://schemas.microsoft.com/office/word/2020/wordml/sdtdatahash" xmlns:w16se="http://schemas.microsoft.com/office/word/2015/wordml/symex" xmlns:wpg="http://schemas.microsoft.com/office/word/2010/wordprocessingGroup" xmlns:wpi="http://schemas.microsoft.com/office/word/2010/wordprocessingInk" xmlns:wne="http://schemas.microsoft.com/office/word/2006/wordml" xmlns:wps="http://schemas.microsoft.com/office/word/2010/wordprocessingShape" mc:Ignorable="w14 w15 w16se w16cid w16 w16cex w16sdtdh wp14">
   <w:body>
     <w:p>
       <w:pPr>
         <w:bidi/>
-        <w:jc w:val="center"/>
+        <w:jc w:val="both"/>
         <w:rPr>
           <w:rFonts w:ascii="Sakkal Majalla" w:hAnsi="Sakkal Majalla" w:cs="Sakkal Majalla"/>
           <w:sz w:val="28"/>
@@ -14,92 +14,59 @@
         </w:rPr>
       </w:pPr>
       <w:r>
-        <w:rPr>
-          <w:rFonts w:ascii="Sakkal Majalla" w:hAnsi="Sakkal Majalla" w:cs="Sakkal Majalla"/>
-          <w:sz w:val="28"/>
-          <w:szCs w:val="28"/>
-          <w:rtl/>
-        </w:rPr>
         <w:fldChar w:fldCharType="begin"/>
       </w:r>
       <w:r>
-        <w:rPr>
-          <w:rFonts w:ascii="Sakkal Majalla" w:hAnsi="Sakkal Majalla" w:cs="Sakkal Majalla"/>
-          <w:sz w:val="28"/>
-          <w:szCs w:val="28"/>
-          <w:rtl/>
-        </w:rPr>
-        <w:instrText xml:space="preserve"> </w:instrText>
-      </w:r>
-      <w:r>
-        <w:rPr>
-          <w:rFonts w:ascii="Sakkal Majalla" w:hAnsi="Sakkal Majalla" w:cs="Sakkal Majalla"/>
-          <w:sz w:val="28"/>
-          <w:szCs w:val="28"/>
-        </w:rPr>
-        <w:instrText>HYPERLINK</w:instrText>
-      </w:r>
-      <w:r>
-        <w:rPr>
-          <w:rFonts w:ascii="Sakkal Majalla" w:hAnsi="Sakkal Majalla" w:cs="Sakkal Majalla"/>
-          <w:sz w:val="28"/>
-          <w:szCs w:val="28"/>
-          <w:rtl/>
-        </w:rPr>
-        <w:instrText xml:space="preserve"> "</w:instrText>
-      </w:r>
-      <w:r>
-        <w:rPr>
-          <w:rFonts w:ascii="Sakkal Majalla" w:hAnsi="Sakkal Majalla" w:cs="Sakkal Majalla"/>
-          <w:sz w:val="28"/>
-          <w:szCs w:val="28"/>
-        </w:rPr>
-        <w:instrText>https://haltefest.ch/4214-warum-pruefungen-und-truebsale</w:instrText>
-      </w:r>
-      <w:r>
-        <w:rPr>
-          <w:rFonts w:ascii="Sakkal Majalla" w:hAnsi="Sakkal Majalla" w:cs="Sakkal Majalla"/>
-          <w:sz w:val="28"/>
-          <w:szCs w:val="28"/>
-          <w:rtl/>
-        </w:rPr>
-        <w:instrText xml:space="preserve">" </w:instrText>
-      </w:r>
-      <w:r>
-        <w:rPr>
-          <w:rFonts w:ascii="Sakkal Majalla" w:hAnsi="Sakkal Majalla" w:cs="Sakkal Majalla"/>
-          <w:sz w:val="28"/>
-          <w:szCs w:val="28"/>
-          <w:rtl/>
-        </w:rPr>
-      </w:r>
-      <w:r>
-        <w:rPr>
-          <w:rFonts w:ascii="Sakkal Majalla" w:hAnsi="Sakkal Majalla" w:cs="Sakkal Majalla"/>
-          <w:sz w:val="28"/>
-          <w:szCs w:val="28"/>
-          <w:rtl/>
-        </w:rPr>
+        <w:instrText>HYPERLINK "https://www.bibelkommentare.de/kommentare/172/der-morgenstern-offenbarung-22"</w:instrText>
+      </w:r>
+      <w:r>
         <w:fldChar w:fldCharType="separate"/>
       </w:r>
       <w:r>
         <w:rPr>
           <w:rStyle w:val="Hyperlink"/>
-          <w:rFonts w:ascii="Sakkal Majalla" w:hAnsi="Sakkal Majalla" w:cs="Sakkal Majalla"/>
-          <w:sz w:val="28"/>
-          <w:szCs w:val="28"/>
-          <w:rtl/>
-        </w:rPr>
-        <w:t>لِمَ المِحَن والضيقات</w:t>
-      </w:r>
-      <w:r>
-        <w:rPr>
-          <w:rFonts w:ascii="Sakkal Majalla" w:hAnsi="Sakkal Majalla" w:cs="Sakkal Majalla"/>
-          <w:sz w:val="28"/>
-          <w:szCs w:val="28"/>
-          <w:rtl/>
+          <w:rFonts w:ascii="Sakkal Majalla" w:hAnsi="Sakkal Majalla" w:cs="Sakkal Majalla" w:hint="cs"/>
+          <w:sz w:val="28"/>
+          <w:szCs w:val="28"/>
+          <w:rtl/>
+        </w:rPr>
+        <w:t>كوكب الصبح المنير</w:t>
+      </w:r>
+      <w:r>
+        <w:rPr>
+          <w:rStyle w:val="Hyperlink"/>
+          <w:rFonts w:ascii="Sakkal Majalla" w:hAnsi="Sakkal Majalla" w:cs="Sakkal Majalla"/>
+          <w:sz w:val="28"/>
+          <w:szCs w:val="28"/>
         </w:rPr>
         <w:fldChar w:fldCharType="end"/>
+      </w:r>
+      <w:r>
+        <w:rPr>
+          <w:rFonts w:ascii="Sakkal Majalla" w:hAnsi="Sakkal Majalla" w:cs="Sakkal Majalla" w:hint="cs"/>
+          <w:sz w:val="28"/>
+          <w:szCs w:val="28"/>
+          <w:rtl/>
+        </w:rPr>
+        <w:t xml:space="preserve"> </w:t>
+      </w:r>
+      <w:r>
+        <w:rPr>
+          <w:rFonts w:ascii="Sakkal Majalla" w:hAnsi="Sakkal Majalla" w:cs="Sakkal Majalla"/>
+          <w:sz w:val="28"/>
+          <w:szCs w:val="28"/>
+          <w:rtl/>
+        </w:rPr>
+        <w:t>–</w:t>
+      </w:r>
+      <w:r>
+        <w:rPr>
+          <w:rFonts w:ascii="Sakkal Majalla" w:hAnsi="Sakkal Majalla" w:cs="Sakkal Majalla" w:hint="cs"/>
+          <w:sz w:val="28"/>
+          <w:szCs w:val="28"/>
+          <w:rtl/>
+        </w:rPr>
+        <w:t xml:space="preserve"> رؤيا 22</w:t>
       </w:r>
     </w:p>
     <w:p>
@@ -108,19 +75,19 @@
         <w:jc w:val="both"/>
         <w:rPr>
           <w:rFonts w:ascii="Sakkal Majalla" w:hAnsi="Sakkal Majalla" w:cs="Sakkal Majalla"/>
-          <w:b/>
-          <w:bCs/>
+          <w:sz w:val="28"/>
+          <w:szCs w:val="28"/>
           <w:rtl/>
         </w:rPr>
       </w:pPr>
       <w:r>
         <w:rPr>
-          <w:rFonts w:ascii="Sakkal Majalla" w:hAnsi="Sakkal Majalla" w:cs="Sakkal Majalla"/>
-          <w:b/>
-          <w:bCs/>
-          <w:rtl/>
-        </w:rPr>
-        <w:t>يوحنا داربي</w:t>
+          <w:rFonts w:ascii="Sakkal Majalla" w:hAnsi="Sakkal Majalla" w:cs="Sakkal Majalla" w:hint="cs"/>
+          <w:sz w:val="28"/>
+          <w:szCs w:val="28"/>
+          <w:rtl/>
+        </w:rPr>
+        <w:t>يوحنا نلسون داربي</w:t>
       </w:r>
     </w:p>
     <w:p>
@@ -141,25 +108,27 @@
           <w:szCs w:val="28"/>
           <w:rtl/>
         </w:rPr>
-        <w:t xml:space="preserve">مجلد عام 1968 </w:t>
-      </w:r>
-      <w:r>
-        <w:rPr>
-          <w:rFonts w:ascii="Sakkal Majalla" w:hAnsi="Sakkal Majalla" w:cs="Sakkal Majalla"/>
-          <w:sz w:val="28"/>
-          <w:szCs w:val="28"/>
-          <w:rtl/>
-        </w:rPr>
-        <w:t>–</w:t>
-      </w:r>
-      <w:r>
-        <w:rPr>
-          <w:rFonts w:ascii="Sakkal Majalla" w:hAnsi="Sakkal Majalla" w:cs="Sakkal Majalla" w:hint="cs"/>
-          <w:sz w:val="28"/>
-          <w:szCs w:val="28"/>
-          <w:rtl/>
-        </w:rPr>
-        <w:t xml:space="preserve"> صفحة 328</w:t>
+        <w:t xml:space="preserve">يقدم لنا الرب يسوع نفسه في هذا الإصحاح </w:t>
+      </w:r>
+      <w:proofErr w:type="gramStart"/>
+      <w:r>
+        <w:rPr>
+          <w:rFonts w:ascii="Sakkal Majalla" w:hAnsi="Sakkal Majalla" w:cs="Sakkal Majalla" w:hint="cs"/>
+          <w:sz w:val="28"/>
+          <w:szCs w:val="28"/>
+          <w:rtl/>
+        </w:rPr>
+        <w:t>كـ"</w:t>
+      </w:r>
+      <w:proofErr w:type="gramEnd"/>
+      <w:r>
+        <w:rPr>
+          <w:rFonts w:ascii="Sakkal Majalla" w:hAnsi="Sakkal Majalla" w:cs="Sakkal Majalla" w:hint="cs"/>
+          <w:sz w:val="28"/>
+          <w:szCs w:val="28"/>
+          <w:rtl/>
+        </w:rPr>
+        <w:t>كوكب الصبح المنير"، والذي سيكون مرئيًا بالعيان قبل طلوع الفجر بقليل. كل مجد، مهما كان نوع إعلانه هو متعلق بشخص الرب يسوع المسيح؛ فله "ستُحنى كل ركبة" وسيأتي ثانية ليحقق ذلك بالذات. إن كنا نتمناه، فهذا لا يعني إلا أننا نتمنى من القلب بأن يُرفع الشر الذي أخرب العالم، وأن نرى كل شيء أخذ ترتيبه الصحيح من جديد، ما قد تم خرابه بخطية الإنسان وعدم أمانته.</w:t>
       </w:r>
     </w:p>
     <w:p>
@@ -180,47 +149,122 @@
           <w:szCs w:val="28"/>
           <w:rtl/>
         </w:rPr>
-        <w:t xml:space="preserve">من الممكن أن تكون الضيقات اختبارات إيمان كما وأيضًا </w:t>
-      </w:r>
-      <w:proofErr w:type="spellStart"/>
-      <w:r>
-        <w:rPr>
-          <w:rFonts w:ascii="Sakkal Majalla" w:hAnsi="Sakkal Majalla" w:cs="Sakkal Majalla" w:hint="cs"/>
-          <w:sz w:val="28"/>
-          <w:szCs w:val="28"/>
-          <w:rtl/>
-        </w:rPr>
-        <w:t>تأديبات</w:t>
-      </w:r>
-      <w:proofErr w:type="spellEnd"/>
-      <w:r>
-        <w:rPr>
-          <w:rFonts w:ascii="Sakkal Majalla" w:hAnsi="Sakkal Majalla" w:cs="Sakkal Majalla" w:hint="cs"/>
-          <w:sz w:val="28"/>
-          <w:szCs w:val="28"/>
-          <w:rtl/>
-        </w:rPr>
-        <w:t xml:space="preserve">. فليس كل ما </w:t>
-      </w:r>
-      <w:proofErr w:type="spellStart"/>
-      <w:r>
-        <w:rPr>
-          <w:rFonts w:ascii="Sakkal Majalla" w:hAnsi="Sakkal Majalla" w:cs="Sakkal Majalla" w:hint="cs"/>
-          <w:sz w:val="28"/>
-          <w:szCs w:val="28"/>
-          <w:rtl/>
-        </w:rPr>
-        <w:t>يواجهنا</w:t>
-      </w:r>
-      <w:proofErr w:type="spellEnd"/>
-      <w:r>
-        <w:rPr>
-          <w:rFonts w:ascii="Sakkal Majalla" w:hAnsi="Sakkal Majalla" w:cs="Sakkal Majalla" w:hint="cs"/>
-          <w:sz w:val="28"/>
-          <w:szCs w:val="28"/>
-          <w:rtl/>
-        </w:rPr>
-        <w:t xml:space="preserve"> معناه تأديب. في طرق الله مع أولاده هنالك الأمرين، تهذيب وتأديب.</w:t>
+        <w:t>يقول الرب في العدد 7 من إصحاحنا: "ها أنا آتي!"، ويُضيف لوعد مجيئه أيضًا الكلمة: "طوبى لمَن يحفظ كلمات نبوة هذا الكتاب!"، فيما معناه طوبى لمَن يسمع لها وينتبه إليها. من ثم يُ</w:t>
+      </w:r>
+      <w:r>
+        <w:rPr>
+          <w:rFonts w:ascii="Sakkal Majalla" w:hAnsi="Sakkal Majalla" w:cs="Sakkal Majalla" w:hint="cs"/>
+          <w:sz w:val="28"/>
+          <w:szCs w:val="28"/>
+          <w:rtl/>
+        </w:rPr>
+        <w:t>ق</w:t>
+      </w:r>
+      <w:r>
+        <w:rPr>
+          <w:rFonts w:ascii="Sakkal Majalla" w:hAnsi="Sakkal Majalla" w:cs="Sakkal Majalla" w:hint="cs"/>
+          <w:sz w:val="28"/>
+          <w:szCs w:val="28"/>
+          <w:rtl/>
+        </w:rPr>
+        <w:t>دم استخدامًا آخر للوعد ذاته. "ها، أنا آتي سريعًا وأجرتي معي، لأجازي كل و</w:t>
+      </w:r>
+      <w:r>
+        <w:rPr>
+          <w:rFonts w:ascii="Sakkal Majalla" w:hAnsi="Sakkal Majalla" w:cs="Sakkal Majalla" w:hint="cs"/>
+          <w:sz w:val="28"/>
+          <w:szCs w:val="28"/>
+          <w:rtl/>
+          <w:lang w:bidi="ar-LB"/>
+        </w:rPr>
+        <w:t>ا</w:t>
+      </w:r>
+      <w:r>
+        <w:rPr>
+          <w:rFonts w:ascii="Sakkal Majalla" w:hAnsi="Sakkal Majalla" w:cs="Sakkal Majalla" w:hint="cs"/>
+          <w:sz w:val="28"/>
+          <w:szCs w:val="28"/>
+          <w:rtl/>
+        </w:rPr>
+        <w:t>حد حسب عمله" (عدد 12). غير أن هذه الكلمات ليس لها هذا الطابع من الوعد مما هو أكثر بالارتباط بالكلمات المضافة إليه، كخبر، كيف سيتعامل معنا عند مجيئه. إنه يريد بالتالي أن يحذرنا من التراخي واللامبالاة، وأن يشجع الذين كانوا إلى الآن أمناء، بان يصبروا ويحتملوا الشر. "</w:t>
+      </w:r>
+      <w:r>
+        <w:rPr>
+          <w:rFonts w:ascii="Sakkal Majalla" w:hAnsi="Sakkal Majalla" w:cs="Sakkal Majalla"/>
+          <w:sz w:val="28"/>
+          <w:szCs w:val="28"/>
+          <w:rtl/>
+        </w:rPr>
+        <w:t xml:space="preserve"> 7 فَتَأَنَّوْا أَيُّهَا الإِخْوَةُ إِلَى مَجِيءِ الرَّبِّ. هُوَذَا الْفَّلاَحُ يَنْتَظِرُ ثَمَرَ الأَرْضِ الثَّمِينَ، مُتَأَنِّيًا عَلَيْهِ حَتَّى يَنَالَ الْمَطَرَ الْمُبَكِّرَ وَالْمُتَأَخِّرَ.  8 فَتَأَنَّوْا أَنْتُمْ </w:t>
+      </w:r>
+      <w:r>
+        <w:rPr>
+          <w:rFonts w:ascii="Sakkal Majalla" w:hAnsi="Sakkal Majalla" w:cs="Sakkal Majalla" w:hint="cs"/>
+          <w:sz w:val="28"/>
+          <w:szCs w:val="28"/>
+          <w:rtl/>
+        </w:rPr>
+        <w:t>...</w:t>
+      </w:r>
+      <w:r>
+        <w:rPr>
+          <w:rFonts w:ascii="Sakkal Majalla" w:hAnsi="Sakkal Majalla" w:cs="Sakkal Majalla"/>
+          <w:sz w:val="28"/>
+          <w:szCs w:val="28"/>
+          <w:rtl/>
+        </w:rPr>
+        <w:t xml:space="preserve"> هُوَذَا الدَّيَّانُ وَاقِفٌ قُدَّامَ الْبَابِ.</w:t>
+      </w:r>
+      <w:r>
+        <w:rPr>
+          <w:rFonts w:ascii="Sakkal Majalla" w:hAnsi="Sakkal Majalla" w:cs="Sakkal Majalla" w:hint="cs"/>
+          <w:sz w:val="28"/>
+          <w:szCs w:val="28"/>
+          <w:rtl/>
+        </w:rPr>
+        <w:t xml:space="preserve">" (يعقوب 5: 7 </w:t>
+      </w:r>
+      <w:r>
+        <w:rPr>
+          <w:rFonts w:ascii="Sakkal Majalla" w:hAnsi="Sakkal Majalla" w:cs="Sakkal Majalla"/>
+          <w:sz w:val="28"/>
+          <w:szCs w:val="28"/>
+          <w:rtl/>
+        </w:rPr>
+        <w:t>–</w:t>
+      </w:r>
+      <w:r>
+        <w:rPr>
+          <w:rFonts w:ascii="Sakkal Majalla" w:hAnsi="Sakkal Majalla" w:cs="Sakkal Majalla" w:hint="cs"/>
+          <w:sz w:val="28"/>
+          <w:szCs w:val="28"/>
+          <w:rtl/>
+        </w:rPr>
+        <w:t xml:space="preserve"> 9). "ها، أنا آتي سريعًا!". بأنه سيجازي كل واحد كما سيكون عمله، هو تحذير جاد موجّه إلى ضمير كل واحد، والرب يود بشكل خاص أن يحفظ أيضًا ضمير كل واحد من خاصته صاحيًا ومتأثرًا. لأنه كما سوف يتمم دينونته على العالم، هكذا</w:t>
+      </w:r>
+      <w:r>
+        <w:rPr>
+          <w:rtl/>
+        </w:rPr>
+        <w:t xml:space="preserve"> </w:t>
+      </w:r>
+      <w:r>
+        <w:rPr>
+          <w:rFonts w:ascii="Sakkal Majalla" w:hAnsi="Sakkal Majalla" w:cs="Sakkal Majalla"/>
+          <w:sz w:val="28"/>
+          <w:szCs w:val="28"/>
+          <w:rtl/>
+        </w:rPr>
+        <w:t>عندها</w:t>
+      </w:r>
+      <w:r>
+        <w:rPr>
+          <w:rFonts w:ascii="Sakkal Majalla" w:hAnsi="Sakkal Majalla" w:cs="Sakkal Majalla" w:hint="cs"/>
+          <w:sz w:val="28"/>
+          <w:szCs w:val="28"/>
+          <w:rtl/>
+        </w:rPr>
+        <w:t xml:space="preserve"> أيضًا ستظهر ثمار سلوك وأعمال القديسين، بالطبع أبدًا من دون أي ارتباط بأية دينونة عليهم هم، وبالتالي أيضًا من دون أي علاقة بخلاصهم.</w:t>
       </w:r>
     </w:p>
     <w:p>
@@ -234,14 +278,163 @@
           <w:rtl/>
         </w:rPr>
       </w:pPr>
-      <w:r>
-        <w:rPr>
-          <w:rFonts w:ascii="Sakkal Majalla" w:hAnsi="Sakkal Majalla" w:cs="Sakkal Majalla" w:hint="cs"/>
-          <w:sz w:val="28"/>
-          <w:szCs w:val="28"/>
-          <w:rtl/>
-        </w:rPr>
-        <w:t>التهذيب غايته بأن نطهّر نفوسنا عمليًا ونقدسها؛ فهو يعلّمنا بأن نحفظ الجسد في حالته الميتة (نُميت الجسد) ويحطّم إرادتنا الذاتية. عمله في باطننا يساعدنا، بأن نحتمي من التجارب المحيطة بنا، ومن دونها سننصدم بسبب سطحية قلوبنا. آهٍ، فقلبنا سريعًا ما يجري وراء البُطل دون شعوره بذلك، إن لم يكن لدينا أمر يعدِلنا عنه!</w:t>
+      <w:proofErr w:type="spellStart"/>
+      <w:r>
+        <w:rPr>
+          <w:rFonts w:ascii="Sakkal Majalla" w:hAnsi="Sakkal Majalla" w:cs="Sakkal Majalla" w:hint="cs"/>
+          <w:sz w:val="28"/>
+          <w:szCs w:val="28"/>
+          <w:rtl/>
+        </w:rPr>
+        <w:t>باستعلان</w:t>
+      </w:r>
+      <w:proofErr w:type="spellEnd"/>
+      <w:r>
+        <w:rPr>
+          <w:rFonts w:ascii="Sakkal Majalla" w:hAnsi="Sakkal Majalla" w:cs="Sakkal Majalla" w:hint="cs"/>
+          <w:sz w:val="28"/>
+          <w:szCs w:val="28"/>
+          <w:rtl/>
+        </w:rPr>
+        <w:t xml:space="preserve"> حياة المؤمن ستظهر نقطتان بوجه خاص: أولاً ثمار عمل الروح في سلوك وعمل المؤمن، وثانيًا قيمة عمل المسيح، الذي يجعل الذي يؤمن من البدء قديسًا وله ذات القوة وذات القيمة لأضعف المؤمنين بقدر أي رسول. في هذا الجانب لا يوجد أي فارق. المسيح هو برّي تمامًا مثلما كان للرسول، إذ أنه هو مَن جعله رسولاً. من الممكن أن نكون ضعفاء جدًا في أنفسنا، لكن برنا يبقى مقداره كما هو. </w:t>
+      </w:r>
+      <w:r>
+        <w:rPr>
+          <w:rFonts w:ascii="Sakkal Majalla" w:hAnsi="Sakkal Majalla" w:cs="Sakkal Majalla" w:hint="cs"/>
+          <w:sz w:val="28"/>
+          <w:szCs w:val="28"/>
+          <w:rtl/>
+        </w:rPr>
+        <w:t>ن</w:t>
+      </w:r>
+      <w:r>
+        <w:rPr>
+          <w:rFonts w:ascii="Sakkal Majalla" w:hAnsi="Sakkal Majalla" w:cs="Sakkal Majalla" w:hint="cs"/>
+          <w:sz w:val="28"/>
+          <w:szCs w:val="28"/>
+          <w:rtl/>
+        </w:rPr>
+        <w:t>ح</w:t>
+      </w:r>
+      <w:r>
+        <w:rPr>
+          <w:rFonts w:ascii="Sakkal Majalla" w:hAnsi="Sakkal Majalla" w:cs="Sakkal Majalla" w:hint="cs"/>
+          <w:sz w:val="28"/>
+          <w:szCs w:val="28"/>
+          <w:rtl/>
+        </w:rPr>
+        <w:t>ن</w:t>
+      </w:r>
+      <w:r>
+        <w:rPr>
+          <w:rFonts w:ascii="Sakkal Majalla" w:hAnsi="Sakkal Majalla" w:cs="Sakkal Majalla" w:hint="cs"/>
+          <w:sz w:val="28"/>
+          <w:szCs w:val="28"/>
+          <w:rtl/>
+        </w:rPr>
+        <w:t xml:space="preserve"> جميعنا لدينا ذات الحياة ونحن شركاء </w:t>
+      </w:r>
+      <w:r>
+        <w:rPr>
+          <w:rFonts w:ascii="Sakkal Majalla" w:hAnsi="Sakkal Majalla" w:cs="Sakkal Majalla" w:hint="cs"/>
+          <w:sz w:val="28"/>
+          <w:szCs w:val="28"/>
+          <w:rtl/>
+        </w:rPr>
+        <w:t>با</w:t>
+      </w:r>
+      <w:r>
+        <w:rPr>
+          <w:rFonts w:ascii="Sakkal Majalla" w:hAnsi="Sakkal Majalla" w:cs="Sakkal Majalla" w:hint="cs"/>
+          <w:sz w:val="28"/>
+          <w:szCs w:val="28"/>
+          <w:rtl/>
+        </w:rPr>
+        <w:t>لمجد ذاته. إن عمل فداء المسيح البديع</w:t>
+      </w:r>
+      <w:r>
+        <w:rPr>
+          <w:rFonts w:ascii="Sakkal Majalla" w:hAnsi="Sakkal Majalla" w:cs="Sakkal Majalla" w:hint="cs"/>
+          <w:sz w:val="28"/>
+          <w:szCs w:val="28"/>
+          <w:rtl/>
+        </w:rPr>
+        <w:t xml:space="preserve"> </w:t>
+      </w:r>
+      <w:r>
+        <w:rPr>
+          <w:rFonts w:ascii="Sakkal Majalla" w:hAnsi="Sakkal Majalla" w:cs="Sakkal Majalla" w:hint="cs"/>
+          <w:sz w:val="28"/>
+          <w:szCs w:val="28"/>
+          <w:rtl/>
+        </w:rPr>
+        <w:t xml:space="preserve">يشمل "الأخوة الكثيرين"، ولكن كل واحد منهم سيُجازى بحسب أعماله الخاصة. إني أذكر ذلك، لكي </w:t>
+      </w:r>
+      <w:r>
+        <w:rPr>
+          <w:rFonts w:ascii="Sakkal Majalla" w:hAnsi="Sakkal Majalla" w:cs="Sakkal Majalla"/>
+          <w:sz w:val="28"/>
+          <w:szCs w:val="28"/>
+          <w:rtl/>
+        </w:rPr>
+        <w:t xml:space="preserve">نفهم </w:t>
+      </w:r>
+      <w:r>
+        <w:rPr>
+          <w:rFonts w:ascii="Sakkal Majalla" w:hAnsi="Sakkal Majalla" w:cs="Sakkal Majalla" w:hint="cs"/>
+          <w:sz w:val="28"/>
+          <w:szCs w:val="28"/>
+          <w:rtl/>
+        </w:rPr>
+        <w:t>جميعنا ما هي نعمة الرب. "</w:t>
+      </w:r>
+      <w:r>
+        <w:rPr>
+          <w:rtl/>
+        </w:rPr>
+        <w:t xml:space="preserve"> </w:t>
+      </w:r>
+      <w:r>
+        <w:rPr>
+          <w:rFonts w:ascii="Sakkal Majalla" w:hAnsi="Sakkal Majalla" w:cs="Sakkal Majalla"/>
+          <w:sz w:val="28"/>
+          <w:szCs w:val="28"/>
+          <w:rtl/>
+        </w:rPr>
+        <w:t>«أَنَا يَسُوعُ، أَرْسَلْتُ مَلاَكِي لأَشْهَدَ لَكُمْ بِهذِهِ الأُمُورِ عَنِ الْكَنَائِسِ. أَنَا أَصْلُ وَذُرِّيَّةُ دَاوُدَ. كَوْكَبُ الصُّبْحِ الْمُنِيرُ».</w:t>
+      </w:r>
+      <w:r>
+        <w:rPr>
+          <w:rFonts w:ascii="Sakkal Majalla" w:hAnsi="Sakkal Majalla" w:cs="Sakkal Majalla" w:hint="cs"/>
+          <w:sz w:val="28"/>
+          <w:szCs w:val="28"/>
+          <w:rtl/>
+        </w:rPr>
+        <w:t>" (عدد 16). كل ما سيُظهره الله من مجده على الأرض، ينبع من هذا. يسوع هو أصل، مصدر ومنبع كل المواعيد، وهو أيضًا نسل داود، أي الوارث والمتمم لكل المواعيد، "</w:t>
+      </w:r>
+      <w:r>
+        <w:rPr>
+          <w:rtl/>
+        </w:rPr>
+        <w:t xml:space="preserve"> </w:t>
+      </w:r>
+      <w:r>
+        <w:rPr>
+          <w:rFonts w:ascii="Sakkal Majalla" w:hAnsi="Sakkal Majalla" w:cs="Sakkal Majalla"/>
+          <w:sz w:val="28"/>
+          <w:szCs w:val="28"/>
+          <w:rtl/>
+        </w:rPr>
+        <w:t>الَّذِي صَارَ مِنْ نَسْلِ دَاوُدَ مِنْ جِهَةِ الْجَسَدِ،</w:t>
+      </w:r>
+      <w:r>
+        <w:rPr>
+          <w:rFonts w:ascii="Sakkal Majalla" w:hAnsi="Sakkal Majalla" w:cs="Sakkal Majalla" w:hint="cs"/>
+          <w:sz w:val="28"/>
+          <w:szCs w:val="28"/>
+          <w:rtl/>
+        </w:rPr>
+        <w:t>"، وهو أيضًا كذلك الآن، كمَن قام من بين الأموات.</w:t>
       </w:r>
     </w:p>
     <w:p>
@@ -253,6 +446,7 @@
           <w:sz w:val="28"/>
           <w:szCs w:val="28"/>
           <w:rtl/>
+          <w:lang w:bidi="ar-AE"/>
         </w:rPr>
       </w:pPr>
       <w:r>
@@ -262,25 +456,84 @@
           <w:szCs w:val="28"/>
           <w:rtl/>
         </w:rPr>
-        <w:t>بالتأديب يريد الله بأن يؤثّر على الضمير. إنه يُوقظه بعمل الروح القدس المصحوب به فيما يتعلق بخطأ ما ارتكبناه. غير أنه لن يصل غايته طالما أصل الخطأ المرتكب لا زال غير معروف (فيما ينطبق الأمر أيضًا على جميع أنواع التهذيب). انعدام الاعتماد على الله، الكبرياء وغيرها من الممكن أن تؤدي إلى الكثير من الأخطاء. والنفس ست</w:t>
-      </w:r>
-      <w:r>
-        <w:rPr>
-          <w:rFonts w:ascii="Sakkal Majalla" w:hAnsi="Sakkal Majalla" w:cs="Sakkal Majalla" w:hint="cs"/>
-          <w:sz w:val="28"/>
-          <w:szCs w:val="28"/>
-          <w:rtl/>
-        </w:rPr>
-        <w:t>ت</w:t>
-      </w:r>
-      <w:r>
-        <w:rPr>
-          <w:rFonts w:ascii="Sakkal Majalla" w:hAnsi="Sakkal Majalla" w:cs="Sakkal Majalla" w:hint="cs"/>
-          <w:sz w:val="28"/>
-          <w:szCs w:val="28"/>
-          <w:rtl/>
-        </w:rPr>
-        <w:t>جدد فقط إن تمت إدانة ما تسبب في ذلك في القلب.</w:t>
+        <w:t xml:space="preserve">ولكننا نحن كمَن قمنا معه </w:t>
+      </w:r>
+      <w:r>
+        <w:rPr>
+          <w:rFonts w:ascii="Sakkal Majalla" w:hAnsi="Sakkal Majalla" w:cs="Sakkal Majalla" w:hint="cs"/>
+          <w:sz w:val="28"/>
+          <w:szCs w:val="28"/>
+          <w:rtl/>
+        </w:rPr>
+        <w:t xml:space="preserve">في </w:t>
+      </w:r>
+      <w:r>
+        <w:rPr>
+          <w:rFonts w:ascii="Sakkal Majalla" w:hAnsi="Sakkal Majalla" w:cs="Sakkal Majalla" w:hint="cs"/>
+          <w:sz w:val="28"/>
+          <w:szCs w:val="28"/>
+          <w:rtl/>
+        </w:rPr>
+        <w:t xml:space="preserve">حياة جديدة لدينا ما هو أكثر من ذلك، أي ذات النصيب الذي لديه هو. هو يتكلم عن نفسه عند تقديمه لنفسه </w:t>
+      </w:r>
+      <w:proofErr w:type="gramStart"/>
+      <w:r>
+        <w:rPr>
+          <w:rFonts w:ascii="Sakkal Majalla" w:hAnsi="Sakkal Majalla" w:cs="Sakkal Majalla" w:hint="cs"/>
+          <w:sz w:val="28"/>
+          <w:szCs w:val="28"/>
+          <w:rtl/>
+        </w:rPr>
+        <w:t>كـ"</w:t>
+      </w:r>
+      <w:proofErr w:type="gramEnd"/>
+      <w:r>
+        <w:rPr>
+          <w:rFonts w:ascii="Sakkal Majalla" w:hAnsi="Sakkal Majalla" w:cs="Sakkal Majalla" w:hint="cs"/>
+          <w:sz w:val="28"/>
+          <w:szCs w:val="28"/>
+          <w:rtl/>
+        </w:rPr>
+        <w:t>كوكب الصبح المنير". هو سيأتي الآن بنفسه، ليضع كل شيء في ترتيبه الصحيح. هل يعزّ عليك المسيح؟ إن لا، فأنت لست إلى جانب الله، وكمؤمن أنت في حالة رديئة، إن لم يكن يعزّ عليك أكثر من أي شيء آخر. عندما تسأم من السماع عنه، فالذي يفسد مزاجك هو ما يجد</w:t>
+      </w:r>
+      <w:r>
+        <w:rPr>
+          <w:rFonts w:ascii="Sakkal Majalla" w:hAnsi="Sakkal Majalla" w:cs="Sakkal Majalla" w:hint="cs"/>
+          <w:sz w:val="28"/>
+          <w:szCs w:val="28"/>
+          <w:rtl/>
+        </w:rPr>
+        <w:t xml:space="preserve"> فيه</w:t>
+      </w:r>
+      <w:r>
+        <w:rPr>
+          <w:rFonts w:ascii="Sakkal Majalla" w:hAnsi="Sakkal Majalla" w:cs="Sakkal Majalla" w:hint="cs"/>
+          <w:sz w:val="28"/>
+          <w:szCs w:val="28"/>
+          <w:rtl/>
+        </w:rPr>
+        <w:t xml:space="preserve"> الله أعظم فرح له، وعندها لن تشكل السماء أي إغراء لك. إن السماء بحد ذاتها لن يمكنها أن تجعلك سعيدًا، إن لم يكن المسيح هو فرحك، لأنه هناك هو مركز كل سعادة. هل لا زال بالنسبة لك ليس ما تشتهيه؟ في عيني الله هو كامل الجمال، "كله مشتهيات"، </w:t>
+      </w:r>
+      <w:r>
+        <w:rPr>
+          <w:rFonts w:ascii="Sakkal Majalla" w:hAnsi="Sakkal Majalla" w:cs="Sakkal Majalla" w:hint="cs"/>
+          <w:sz w:val="28"/>
+          <w:szCs w:val="28"/>
+          <w:rtl/>
+          <w:lang w:bidi="ar-AE"/>
+        </w:rPr>
+        <w:t xml:space="preserve">وحيث كل ما عمله الله في النفس هناك </w:t>
+      </w:r>
+      <w:r>
+        <w:rPr>
+          <w:rFonts w:ascii="Sakkal Majalla" w:hAnsi="Sakkal Majalla" w:cs="Sakkal Majalla" w:hint="cs"/>
+          <w:sz w:val="28"/>
+          <w:szCs w:val="28"/>
+          <w:rtl/>
+          <w:lang w:bidi="ar-AE"/>
+        </w:rPr>
+        <w:lastRenderedPageBreak/>
+        <w:t>أيضًا تكون الرغبة نحوه. ونحن لا نتمنى فقط بأن نراه كصورة جميلة، لنفرح به للحظة، وإنما بودنا أن نعرفه أكثر، نحبه أكثر. كل أشواقنا له؛ وإن كانت هذه الرغبات لم تتم من بعد زمن طويل، إلا أن هذا الشوق، هذا العطش إليه موجود، الذي هو وحده الذي يمكنه أن يرويه. إن لم يكن الحال كذلك ويمكنك تدبّر أمرك من دون المسيح، فقلبك لا زال بعيدًا عن الله الذي فيه يجد كل مسرته، ولا توجد اية شركة بينك وبينه. هو يقول: "هذا هو ابني الحبيب الذي به سررت". لكنك لا تفرح به، ولا تعرفه كاشتياق قلبك. أنا لا أتكلم هنا عن التزامات أو عن التغلب على هذا الأمر أو ذاك. إني مجرد أسأل، إن كان المسيح هو ما يشتهيه قلبك من يوم بعد يوم؟ آهٍ، كم كثيرًا لا يجد المرء جوابًا. إن رغب المرء أن يتحدث عنه ويبتعد الحديث عن هذا الموضوع، لأن الضمير ليس مرتاح، وإنما على العكس هو يعي بأن المسيح لن يُحَب.</w:t>
       </w:r>
     </w:p>
     <w:p>
@@ -292,6 +545,7 @@
           <w:sz w:val="28"/>
           <w:szCs w:val="28"/>
           <w:rtl/>
+          <w:lang w:bidi="ar-AE"/>
         </w:rPr>
       </w:pPr>
       <w:r>
@@ -300,8 +554,601 @@
           <w:sz w:val="28"/>
           <w:szCs w:val="28"/>
           <w:rtl/>
-        </w:rPr>
-        <w:t>التهذيب دائمًا متعلق بحالة النفس. فهنالك التهاون والإهمال، الكبرياء، السطحية في تعاملنا مع الله وآلاف الأمور الأخرى، التي تستدعي الكرّام بأن يستخدم سكينه المنقبة. وكثيرًا ما يحتاج الأمر، بأن تُعاق أمورٌ لا يعيها الضمير بعد، في أن تعمل في القلب. بهذا الشكل ينبغي أن يُستأسر الجسد قبل حدوث ذلك.</w:t>
+          <w:lang w:bidi="ar-AE"/>
+        </w:rPr>
+        <w:t>الرب وهو يسمي نفسه "كوكب الصبح المنير"، يعلمنا بذلك، بأن نفكر قبل بزوغ الفجر وطلوع النهار، بالزمن المجيد عندما سيُمحى الشر. هذا الوقت لم يأتِ بعد. ولا زلنا في الليل؛ لكننا بحسب مركزنا في هذا العالم قد أصبحنا "أولاد نهار"، أي ليس لنا أي شيء مشترك مع العالم. نحن علينا أن نقدّم للعالم النعمة. نحن لسنا من العالم، وإنما أبناء نهار. كل ما هو في العالم هو على نقيض رجاء المسيحي، طالما هو أمين. نحن مرتبطون بكوكب الصبح، متحدون مع المسيح ومستترون معه في الله. نحن نصيبنا معه، من قبل أن يأتي اليوم الذي سيُشرق فيه كشمس البرّ "والشفاء في أجنحتها". عندها سيرى العالم، لكنه من قبل ذلك هو قد صار نصيبنا ككوكب الصبح. نحن نسهر وننتظره في الليل، وسنراه ونعرفه في صورة لا يعرف العالم عنها شيء. "</w:t>
+      </w:r>
+      <w:r>
+        <w:rPr>
+          <w:rFonts w:hint="cs"/>
+          <w:rtl/>
+        </w:rPr>
+        <w:t xml:space="preserve"> </w:t>
+      </w:r>
+      <w:r>
+        <w:rPr>
+          <w:rFonts w:ascii="Sakkal Majalla" w:hAnsi="Sakkal Majalla" w:cs="Sakkal Majalla" w:hint="cs"/>
+          <w:sz w:val="28"/>
+          <w:szCs w:val="28"/>
+          <w:rtl/>
+          <w:lang w:bidi="ar-AE"/>
+        </w:rPr>
+        <w:t>فَسَأُعْطِيهِ</w:t>
+      </w:r>
+      <w:r>
+        <w:rPr>
+          <w:rFonts w:ascii="Sakkal Majalla" w:hAnsi="Sakkal Majalla" w:cs="Sakkal Majalla"/>
+          <w:sz w:val="28"/>
+          <w:szCs w:val="28"/>
+          <w:rtl/>
+          <w:lang w:bidi="ar-AE"/>
+        </w:rPr>
+        <w:t xml:space="preserve"> </w:t>
+      </w:r>
+      <w:r>
+        <w:rPr>
+          <w:rFonts w:ascii="Sakkal Majalla" w:hAnsi="Sakkal Majalla" w:cs="Sakkal Majalla" w:hint="cs"/>
+          <w:sz w:val="28"/>
+          <w:szCs w:val="28"/>
+          <w:rtl/>
+          <w:lang w:bidi="ar-AE"/>
+        </w:rPr>
+        <w:t>سُلْطَانًا</w:t>
+      </w:r>
+      <w:r>
+        <w:rPr>
+          <w:rFonts w:ascii="Sakkal Majalla" w:hAnsi="Sakkal Majalla" w:cs="Sakkal Majalla"/>
+          <w:sz w:val="28"/>
+          <w:szCs w:val="28"/>
+          <w:rtl/>
+          <w:lang w:bidi="ar-AE"/>
+        </w:rPr>
+        <w:t xml:space="preserve"> </w:t>
+      </w:r>
+      <w:r>
+        <w:rPr>
+          <w:rFonts w:ascii="Sakkal Majalla" w:hAnsi="Sakkal Majalla" w:cs="Sakkal Majalla" w:hint="cs"/>
+          <w:sz w:val="28"/>
+          <w:szCs w:val="28"/>
+          <w:rtl/>
+          <w:lang w:bidi="ar-AE"/>
+        </w:rPr>
+        <w:t>عَلَى</w:t>
+      </w:r>
+      <w:r>
+        <w:rPr>
+          <w:rFonts w:ascii="Sakkal Majalla" w:hAnsi="Sakkal Majalla" w:cs="Sakkal Majalla"/>
+          <w:sz w:val="28"/>
+          <w:szCs w:val="28"/>
+          <w:rtl/>
+          <w:lang w:bidi="ar-AE"/>
+        </w:rPr>
+        <w:t xml:space="preserve"> </w:t>
+      </w:r>
+      <w:proofErr w:type="gramStart"/>
+      <w:r>
+        <w:rPr>
+          <w:rFonts w:ascii="Sakkal Majalla" w:hAnsi="Sakkal Majalla" w:cs="Sakkal Majalla" w:hint="cs"/>
+          <w:sz w:val="28"/>
+          <w:szCs w:val="28"/>
+          <w:rtl/>
+          <w:lang w:bidi="ar-AE"/>
+        </w:rPr>
+        <w:t>الأُمَمِ،</w:t>
+      </w:r>
+      <w:r>
+        <w:rPr>
+          <w:rFonts w:ascii="Sakkal Majalla" w:hAnsi="Sakkal Majalla" w:cs="Sakkal Majalla"/>
+          <w:sz w:val="28"/>
+          <w:szCs w:val="28"/>
+          <w:rtl/>
+          <w:lang w:bidi="ar-AE"/>
+        </w:rPr>
+        <w:t xml:space="preserve">  27</w:t>
+      </w:r>
+      <w:proofErr w:type="gramEnd"/>
+      <w:r>
+        <w:rPr>
+          <w:rFonts w:ascii="Sakkal Majalla" w:hAnsi="Sakkal Majalla" w:cs="Sakkal Majalla"/>
+          <w:sz w:val="28"/>
+          <w:szCs w:val="28"/>
+          <w:rtl/>
+          <w:lang w:bidi="ar-AE"/>
+        </w:rPr>
+        <w:t xml:space="preserve"> </w:t>
+      </w:r>
+      <w:r>
+        <w:rPr>
+          <w:rFonts w:ascii="Sakkal Majalla" w:hAnsi="Sakkal Majalla" w:cs="Sakkal Majalla" w:hint="cs"/>
+          <w:sz w:val="28"/>
+          <w:szCs w:val="28"/>
+          <w:rtl/>
+          <w:lang w:bidi="ar-AE"/>
+        </w:rPr>
+        <w:t>فَيَرْعَاهُمْ</w:t>
+      </w:r>
+      <w:r>
+        <w:rPr>
+          <w:rFonts w:ascii="Sakkal Majalla" w:hAnsi="Sakkal Majalla" w:cs="Sakkal Majalla"/>
+          <w:sz w:val="28"/>
+          <w:szCs w:val="28"/>
+          <w:rtl/>
+          <w:lang w:bidi="ar-AE"/>
+        </w:rPr>
+        <w:t xml:space="preserve"> </w:t>
+      </w:r>
+      <w:r>
+        <w:rPr>
+          <w:rFonts w:ascii="Sakkal Majalla" w:hAnsi="Sakkal Majalla" w:cs="Sakkal Majalla" w:hint="cs"/>
+          <w:sz w:val="28"/>
+          <w:szCs w:val="28"/>
+          <w:rtl/>
+          <w:lang w:bidi="ar-AE"/>
+        </w:rPr>
+        <w:t>بِقَضِيبٍ</w:t>
+      </w:r>
+      <w:r>
+        <w:rPr>
+          <w:rFonts w:ascii="Sakkal Majalla" w:hAnsi="Sakkal Majalla" w:cs="Sakkal Majalla"/>
+          <w:sz w:val="28"/>
+          <w:szCs w:val="28"/>
+          <w:rtl/>
+          <w:lang w:bidi="ar-AE"/>
+        </w:rPr>
+        <w:t xml:space="preserve"> </w:t>
+      </w:r>
+      <w:r>
+        <w:rPr>
+          <w:rFonts w:ascii="Sakkal Majalla" w:hAnsi="Sakkal Majalla" w:cs="Sakkal Majalla" w:hint="cs"/>
+          <w:sz w:val="28"/>
+          <w:szCs w:val="28"/>
+          <w:rtl/>
+          <w:lang w:bidi="ar-AE"/>
+        </w:rPr>
+        <w:t>مِنْ</w:t>
+      </w:r>
+      <w:r>
+        <w:rPr>
+          <w:rFonts w:ascii="Sakkal Majalla" w:hAnsi="Sakkal Majalla" w:cs="Sakkal Majalla"/>
+          <w:sz w:val="28"/>
+          <w:szCs w:val="28"/>
+          <w:rtl/>
+          <w:lang w:bidi="ar-AE"/>
+        </w:rPr>
+        <w:t xml:space="preserve"> </w:t>
+      </w:r>
+      <w:r>
+        <w:rPr>
+          <w:rFonts w:ascii="Sakkal Majalla" w:hAnsi="Sakkal Majalla" w:cs="Sakkal Majalla" w:hint="cs"/>
+          <w:sz w:val="28"/>
+          <w:szCs w:val="28"/>
+          <w:rtl/>
+          <w:lang w:bidi="ar-AE"/>
+        </w:rPr>
+        <w:t>حَدِيدٍ،</w:t>
+      </w:r>
+      <w:r>
+        <w:rPr>
+          <w:rFonts w:ascii="Sakkal Majalla" w:hAnsi="Sakkal Majalla" w:cs="Sakkal Majalla"/>
+          <w:sz w:val="28"/>
+          <w:szCs w:val="28"/>
+          <w:rtl/>
+          <w:lang w:bidi="ar-AE"/>
+        </w:rPr>
+        <w:t xml:space="preserve"> </w:t>
+      </w:r>
+      <w:r>
+        <w:rPr>
+          <w:rFonts w:ascii="Sakkal Majalla" w:hAnsi="Sakkal Majalla" w:cs="Sakkal Majalla" w:hint="cs"/>
+          <w:sz w:val="28"/>
+          <w:szCs w:val="28"/>
+          <w:rtl/>
+          <w:lang w:bidi="ar-AE"/>
+        </w:rPr>
+        <w:t>كَمَا</w:t>
+      </w:r>
+      <w:r>
+        <w:rPr>
+          <w:rFonts w:ascii="Sakkal Majalla" w:hAnsi="Sakkal Majalla" w:cs="Sakkal Majalla"/>
+          <w:sz w:val="28"/>
+          <w:szCs w:val="28"/>
+          <w:rtl/>
+          <w:lang w:bidi="ar-AE"/>
+        </w:rPr>
+        <w:t xml:space="preserve"> </w:t>
+      </w:r>
+      <w:r>
+        <w:rPr>
+          <w:rFonts w:ascii="Sakkal Majalla" w:hAnsi="Sakkal Majalla" w:cs="Sakkal Majalla" w:hint="cs"/>
+          <w:sz w:val="28"/>
+          <w:szCs w:val="28"/>
+          <w:rtl/>
+          <w:lang w:bidi="ar-AE"/>
+        </w:rPr>
+        <w:t>تُكْسَرُ</w:t>
+      </w:r>
+      <w:r>
+        <w:rPr>
+          <w:rFonts w:ascii="Sakkal Majalla" w:hAnsi="Sakkal Majalla" w:cs="Sakkal Majalla"/>
+          <w:sz w:val="28"/>
+          <w:szCs w:val="28"/>
+          <w:rtl/>
+          <w:lang w:bidi="ar-AE"/>
+        </w:rPr>
+        <w:t xml:space="preserve"> </w:t>
+      </w:r>
+      <w:r>
+        <w:rPr>
+          <w:rFonts w:ascii="Sakkal Majalla" w:hAnsi="Sakkal Majalla" w:cs="Sakkal Majalla" w:hint="cs"/>
+          <w:sz w:val="28"/>
+          <w:szCs w:val="28"/>
+          <w:rtl/>
+          <w:lang w:bidi="ar-AE"/>
+        </w:rPr>
+        <w:t>آنِيَةٌ</w:t>
+      </w:r>
+      <w:r>
+        <w:rPr>
+          <w:rFonts w:ascii="Sakkal Majalla" w:hAnsi="Sakkal Majalla" w:cs="Sakkal Majalla"/>
+          <w:sz w:val="28"/>
+          <w:szCs w:val="28"/>
+          <w:rtl/>
+          <w:lang w:bidi="ar-AE"/>
+        </w:rPr>
+        <w:t xml:space="preserve"> </w:t>
+      </w:r>
+      <w:r>
+        <w:rPr>
+          <w:rFonts w:ascii="Sakkal Majalla" w:hAnsi="Sakkal Majalla" w:cs="Sakkal Majalla" w:hint="cs"/>
+          <w:sz w:val="28"/>
+          <w:szCs w:val="28"/>
+          <w:rtl/>
+          <w:lang w:bidi="ar-AE"/>
+        </w:rPr>
+        <w:t>مِنْ</w:t>
+      </w:r>
+      <w:r>
+        <w:rPr>
+          <w:rFonts w:ascii="Sakkal Majalla" w:hAnsi="Sakkal Majalla" w:cs="Sakkal Majalla"/>
+          <w:sz w:val="28"/>
+          <w:szCs w:val="28"/>
+          <w:rtl/>
+          <w:lang w:bidi="ar-AE"/>
+        </w:rPr>
+        <w:t xml:space="preserve"> </w:t>
+      </w:r>
+      <w:r>
+        <w:rPr>
+          <w:rFonts w:ascii="Sakkal Majalla" w:hAnsi="Sakkal Majalla" w:cs="Sakkal Majalla" w:hint="cs"/>
+          <w:sz w:val="28"/>
+          <w:szCs w:val="28"/>
+          <w:rtl/>
+          <w:lang w:bidi="ar-AE"/>
+        </w:rPr>
+        <w:t>خَزَفٍ،</w:t>
+      </w:r>
+      <w:r>
+        <w:rPr>
+          <w:rFonts w:ascii="Sakkal Majalla" w:hAnsi="Sakkal Majalla" w:cs="Sakkal Majalla"/>
+          <w:sz w:val="28"/>
+          <w:szCs w:val="28"/>
+          <w:rtl/>
+          <w:lang w:bidi="ar-AE"/>
+        </w:rPr>
+        <w:t xml:space="preserve"> </w:t>
+      </w:r>
+      <w:r>
+        <w:rPr>
+          <w:rFonts w:ascii="Sakkal Majalla" w:hAnsi="Sakkal Majalla" w:cs="Sakkal Majalla" w:hint="cs"/>
+          <w:sz w:val="28"/>
+          <w:szCs w:val="28"/>
+          <w:rtl/>
+          <w:lang w:bidi="ar-AE"/>
+        </w:rPr>
+        <w:t>كَمَا</w:t>
+      </w:r>
+      <w:r>
+        <w:rPr>
+          <w:rFonts w:ascii="Sakkal Majalla" w:hAnsi="Sakkal Majalla" w:cs="Sakkal Majalla"/>
+          <w:sz w:val="28"/>
+          <w:szCs w:val="28"/>
+          <w:rtl/>
+          <w:lang w:bidi="ar-AE"/>
+        </w:rPr>
+        <w:t xml:space="preserve"> </w:t>
+      </w:r>
+      <w:r>
+        <w:rPr>
+          <w:rFonts w:ascii="Sakkal Majalla" w:hAnsi="Sakkal Majalla" w:cs="Sakkal Majalla" w:hint="cs"/>
+          <w:sz w:val="28"/>
+          <w:szCs w:val="28"/>
+          <w:rtl/>
+          <w:lang w:bidi="ar-AE"/>
+        </w:rPr>
+        <w:t>أَخَذْتُ</w:t>
+      </w:r>
+      <w:r>
+        <w:rPr>
+          <w:rFonts w:ascii="Sakkal Majalla" w:hAnsi="Sakkal Majalla" w:cs="Sakkal Majalla"/>
+          <w:sz w:val="28"/>
+          <w:szCs w:val="28"/>
+          <w:rtl/>
+          <w:lang w:bidi="ar-AE"/>
+        </w:rPr>
+        <w:t xml:space="preserve"> </w:t>
+      </w:r>
+      <w:r>
+        <w:rPr>
+          <w:rFonts w:ascii="Sakkal Majalla" w:hAnsi="Sakkal Majalla" w:cs="Sakkal Majalla" w:hint="cs"/>
+          <w:sz w:val="28"/>
+          <w:szCs w:val="28"/>
+          <w:rtl/>
+          <w:lang w:bidi="ar-AE"/>
+        </w:rPr>
+        <w:t>أَنَا</w:t>
+      </w:r>
+      <w:r>
+        <w:rPr>
+          <w:rFonts w:ascii="Sakkal Majalla" w:hAnsi="Sakkal Majalla" w:cs="Sakkal Majalla"/>
+          <w:sz w:val="28"/>
+          <w:szCs w:val="28"/>
+          <w:rtl/>
+          <w:lang w:bidi="ar-AE"/>
+        </w:rPr>
+        <w:t xml:space="preserve"> </w:t>
+      </w:r>
+      <w:r>
+        <w:rPr>
+          <w:rFonts w:ascii="Sakkal Majalla" w:hAnsi="Sakkal Majalla" w:cs="Sakkal Majalla" w:hint="cs"/>
+          <w:sz w:val="28"/>
+          <w:szCs w:val="28"/>
+          <w:rtl/>
+          <w:lang w:bidi="ar-AE"/>
+        </w:rPr>
+        <w:t>أَيْضًا</w:t>
+      </w:r>
+      <w:r>
+        <w:rPr>
+          <w:rFonts w:ascii="Sakkal Majalla" w:hAnsi="Sakkal Majalla" w:cs="Sakkal Majalla"/>
+          <w:sz w:val="28"/>
+          <w:szCs w:val="28"/>
+          <w:rtl/>
+          <w:lang w:bidi="ar-AE"/>
+        </w:rPr>
+        <w:t xml:space="preserve"> </w:t>
+      </w:r>
+      <w:r>
+        <w:rPr>
+          <w:rFonts w:ascii="Sakkal Majalla" w:hAnsi="Sakkal Majalla" w:cs="Sakkal Majalla" w:hint="cs"/>
+          <w:sz w:val="28"/>
+          <w:szCs w:val="28"/>
+          <w:rtl/>
+          <w:lang w:bidi="ar-AE"/>
+        </w:rPr>
+        <w:t>مِنْ</w:t>
+      </w:r>
+      <w:r>
+        <w:rPr>
+          <w:rFonts w:ascii="Sakkal Majalla" w:hAnsi="Sakkal Majalla" w:cs="Sakkal Majalla"/>
+          <w:sz w:val="28"/>
+          <w:szCs w:val="28"/>
+          <w:rtl/>
+          <w:lang w:bidi="ar-AE"/>
+        </w:rPr>
+        <w:t xml:space="preserve"> </w:t>
+      </w:r>
+      <w:r>
+        <w:rPr>
+          <w:rFonts w:ascii="Sakkal Majalla" w:hAnsi="Sakkal Majalla" w:cs="Sakkal Majalla" w:hint="cs"/>
+          <w:sz w:val="28"/>
+          <w:szCs w:val="28"/>
+          <w:rtl/>
+          <w:lang w:bidi="ar-AE"/>
+        </w:rPr>
+        <w:t>عِنْدِ</w:t>
+      </w:r>
+      <w:r>
+        <w:rPr>
+          <w:rFonts w:ascii="Sakkal Majalla" w:hAnsi="Sakkal Majalla" w:cs="Sakkal Majalla"/>
+          <w:sz w:val="28"/>
+          <w:szCs w:val="28"/>
+          <w:rtl/>
+          <w:lang w:bidi="ar-AE"/>
+        </w:rPr>
+        <w:t xml:space="preserve"> </w:t>
+      </w:r>
+      <w:r>
+        <w:rPr>
+          <w:rFonts w:ascii="Sakkal Majalla" w:hAnsi="Sakkal Majalla" w:cs="Sakkal Majalla" w:hint="cs"/>
+          <w:sz w:val="28"/>
+          <w:szCs w:val="28"/>
+          <w:rtl/>
+          <w:lang w:bidi="ar-AE"/>
+        </w:rPr>
+        <w:t>أَبِي،</w:t>
+      </w:r>
+      <w:r>
+        <w:rPr>
+          <w:rFonts w:ascii="Sakkal Majalla" w:hAnsi="Sakkal Majalla" w:cs="Sakkal Majalla"/>
+          <w:sz w:val="28"/>
+          <w:szCs w:val="28"/>
+          <w:rtl/>
+          <w:lang w:bidi="ar-AE"/>
+        </w:rPr>
+        <w:t xml:space="preserve">  28 </w:t>
+      </w:r>
+      <w:r>
+        <w:rPr>
+          <w:rFonts w:ascii="Sakkal Majalla" w:hAnsi="Sakkal Majalla" w:cs="Sakkal Majalla" w:hint="cs"/>
+          <w:sz w:val="28"/>
+          <w:szCs w:val="28"/>
+          <w:rtl/>
+          <w:lang w:bidi="ar-AE"/>
+        </w:rPr>
+        <w:t>وَأُعْطِيهِ</w:t>
+      </w:r>
+      <w:r>
+        <w:rPr>
+          <w:rFonts w:ascii="Sakkal Majalla" w:hAnsi="Sakkal Majalla" w:cs="Sakkal Majalla"/>
+          <w:sz w:val="28"/>
+          <w:szCs w:val="28"/>
+          <w:rtl/>
+          <w:lang w:bidi="ar-AE"/>
+        </w:rPr>
+        <w:t xml:space="preserve"> </w:t>
+      </w:r>
+      <w:r>
+        <w:rPr>
+          <w:rFonts w:ascii="Sakkal Majalla" w:hAnsi="Sakkal Majalla" w:cs="Sakkal Majalla" w:hint="cs"/>
+          <w:sz w:val="28"/>
+          <w:szCs w:val="28"/>
+          <w:rtl/>
+          <w:lang w:bidi="ar-AE"/>
+        </w:rPr>
+        <w:t>كَوْكَبَ</w:t>
+      </w:r>
+      <w:r>
+        <w:rPr>
+          <w:rFonts w:ascii="Sakkal Majalla" w:hAnsi="Sakkal Majalla" w:cs="Sakkal Majalla"/>
+          <w:sz w:val="28"/>
+          <w:szCs w:val="28"/>
+          <w:rtl/>
+          <w:lang w:bidi="ar-AE"/>
+        </w:rPr>
+        <w:t xml:space="preserve"> </w:t>
+      </w:r>
+      <w:r>
+        <w:rPr>
+          <w:rFonts w:ascii="Sakkal Majalla" w:hAnsi="Sakkal Majalla" w:cs="Sakkal Majalla" w:hint="cs"/>
+          <w:sz w:val="28"/>
+          <w:szCs w:val="28"/>
+          <w:rtl/>
+          <w:lang w:bidi="ar-AE"/>
+        </w:rPr>
+        <w:t>الصُّبْحِ</w:t>
+      </w:r>
+      <w:r>
+        <w:rPr>
+          <w:rFonts w:ascii="Sakkal Majalla" w:hAnsi="Sakkal Majalla" w:cs="Sakkal Majalla"/>
+          <w:sz w:val="28"/>
+          <w:szCs w:val="28"/>
+          <w:rtl/>
+          <w:lang w:bidi="ar-AE"/>
+        </w:rPr>
+        <w:t>.</w:t>
+      </w:r>
+      <w:r>
+        <w:rPr>
+          <w:rFonts w:ascii="Sakkal Majalla" w:hAnsi="Sakkal Majalla" w:cs="Sakkal Majalla" w:hint="cs"/>
+          <w:sz w:val="28"/>
+          <w:szCs w:val="28"/>
+          <w:rtl/>
+          <w:lang w:bidi="ar-AE"/>
+        </w:rPr>
+        <w:t xml:space="preserve">" (رؤيا 2: 26 </w:t>
+      </w:r>
+      <w:r>
+        <w:rPr>
+          <w:rFonts w:ascii="Sakkal Majalla" w:hAnsi="Sakkal Majalla" w:cs="Sakkal Majalla"/>
+          <w:sz w:val="28"/>
+          <w:szCs w:val="28"/>
+          <w:rtl/>
+          <w:lang w:bidi="ar-AE"/>
+        </w:rPr>
+        <w:t>–</w:t>
+      </w:r>
+      <w:r>
+        <w:rPr>
+          <w:rFonts w:ascii="Sakkal Majalla" w:hAnsi="Sakkal Majalla" w:cs="Sakkal Majalla" w:hint="cs"/>
+          <w:sz w:val="28"/>
+          <w:szCs w:val="28"/>
+          <w:rtl/>
+          <w:lang w:bidi="ar-AE"/>
+        </w:rPr>
+        <w:t xml:space="preserve"> 28). ليس فقط لنا أن نتمتع بالوعد، ببركة اليوم الآتي، وإنما نحن سنكون متحدين معه عن إقبال هذا اليوم. ليس فقط أنه سيكون لي المجد، وإنما سأملكه مع الرب. النهار سيأتي لنا بالمجد، لكنه سيكون لنا مع المسيح، شمس ذلك النهار. "وهكذا نكون مع الرب كل حين" إنها كانت تعزية كافية لأهل تسالونيكي، وعندما تدرك قلوبنا هذا الأمر، فلا بد عندها حتمًا أن تصدر لدينا الرغبة لمجيئه. هذه الرغبة تميّز الذي هو مِلك المسيح. نحن نعرفه كما لا يعرفه العالم، ونعرف بأننا سنكون معه كل حين وسنكون مثله. "الروح والعروس يقولان: تعال!" (عدد 17). إن الرغبة بأن يأتي هو المزاج الصحيح للنفس التي أهلها الروح القدس له. من بعد صعود المسيح إلى الأعالي ونزل الروح القدس إلى الأرض، ليشهد عن تمجيده، وعيننا موجهة نحوه إلى العلاء. </w:t>
+      </w:r>
+      <w:r>
+        <w:rPr>
+          <w:rFonts w:ascii="Sakkal Majalla" w:hAnsi="Sakkal Majalla" w:cs="Sakkal Majalla" w:hint="cs"/>
+          <w:sz w:val="28"/>
+          <w:szCs w:val="28"/>
+          <w:rtl/>
+          <w:lang w:bidi="ar-AE"/>
+        </w:rPr>
+        <w:t>إنه البرهان على عمل حقيقي من الله في النفس، عندما يُملئ قلوبنا ونتمنى مجيئه، لنكون معه ونراه كما هو. ألم يدخل العالم بينك وبينه؟ هل يمكنك أن تقول بحق: كل ما هن على الأرض لا قيمة له بالمقارنة مع المسيح ربي؟ هل هي رغبتك في أن تزداد قبل أي شيء في معرفته؟ إنه طابع العالم في منع هذا، وعلينا أن نسهر لكيلا يعيقنا ما يُشغل الروح والنفس يوميًا، بأن نكتفي به وبأن نكون في شركة معه. "ليس من الآب" هو كل ما في العالم: شهوة الجسد، شهوة العيون وتعظم المعيشة. عندما ينشغل القلب ويمتلئ بها، لن يمكنه النمو في معرفة المسيح، ولا أن يقول، بأن رغبته الوحيدة هي مجيء الرب. لكي نقول فعلاً: تعال! لا بد لنا أن نكون متغربين تمامًا عن العالم. إن النعمة قد رتبت عند أول ظهور له من جهة خطايانا كل شيء، وفي أنها جعلتنا في علاقة قريبة جدًا بالمسيح، أنهضت فينا الأشواق التي تتفق مع هذه العلاقة. فإن سرت عالميًا أو أحزنت الروح</w:t>
+      </w:r>
+      <w:r>
+        <w:rPr>
+          <w:rFonts w:ascii="Sakkal Majalla" w:hAnsi="Sakkal Majalla" w:cs="Sakkal Majalla" w:hint="cs"/>
+          <w:sz w:val="28"/>
+          <w:szCs w:val="28"/>
+          <w:rtl/>
+          <w:lang w:bidi="ar-AE"/>
+        </w:rPr>
+        <w:t xml:space="preserve">، فالرغبة ستبقى دومًا حية في داخلي بأني سأرى المسيح وسأكون معه. الكنيسة هي عروس المسيح. هل نحن نتصرف هكذا أيضًا، كجزء من هذه العروس؟! إن النفس التي سمعت صوت الراعي وتبعته، </w:t>
+      </w:r>
+      <w:proofErr w:type="spellStart"/>
+      <w:r>
+        <w:rPr>
+          <w:rFonts w:ascii="Sakkal Majalla" w:hAnsi="Sakkal Majalla" w:cs="Sakkal Majalla" w:hint="cs"/>
+          <w:sz w:val="28"/>
+          <w:szCs w:val="28"/>
+          <w:rtl/>
+          <w:lang w:bidi="ar-AE"/>
+        </w:rPr>
+        <w:t>فالتتحدد</w:t>
+      </w:r>
+      <w:proofErr w:type="spellEnd"/>
+      <w:r>
+        <w:rPr>
+          <w:rFonts w:ascii="Sakkal Majalla" w:hAnsi="Sakkal Majalla" w:cs="Sakkal Majalla" w:hint="cs"/>
+          <w:sz w:val="28"/>
+          <w:szCs w:val="28"/>
+          <w:rtl/>
+          <w:lang w:bidi="ar-AE"/>
+        </w:rPr>
+        <w:t xml:space="preserve"> معنا في وعينا بهذه العلاقة ولتقُل: تعال! وكل مَن ليس له بعد هذا الوعي، فليقبَل المسيح دون تأخير، ليتسنى له بأن يأخذ مكانه الذي ننتظره بفرح ككوكب الصبح. طالما نحن في العالم، فإننا في مكان لا يعرف المسيح. إني لست بعد في مكاني في المجد، لكن فيّ ينبوع ماء ينبع إلى حياة أبدية هو الذي </w:t>
+      </w:r>
+      <w:r>
+        <w:rPr>
+          <w:rFonts w:ascii="Sakkal Majalla" w:hAnsi="Sakkal Majalla" w:cs="Sakkal Majalla" w:hint="cs"/>
+          <w:sz w:val="28"/>
+          <w:szCs w:val="28"/>
+          <w:rtl/>
+          <w:lang w:bidi="ar-AE"/>
+        </w:rPr>
+        <w:lastRenderedPageBreak/>
+        <w:t>ينهض</w:t>
+      </w:r>
+      <w:r>
+        <w:rPr>
+          <w:rFonts w:ascii="Sakkal Majalla" w:hAnsi="Sakkal Majalla" w:cs="Sakkal Majalla" w:hint="cs"/>
+          <w:sz w:val="28"/>
+          <w:szCs w:val="28"/>
+          <w:rtl/>
+          <w:lang w:bidi="ar-AE"/>
+        </w:rPr>
+        <w:t xml:space="preserve"> هذه الرغبة.</w:t>
+      </w:r>
+      <w:r>
+        <w:rPr>
+          <w:rFonts w:ascii="Sakkal Majalla" w:hAnsi="Sakkal Majalla" w:cs="Sakkal Majalla" w:hint="cs"/>
+          <w:sz w:val="28"/>
+          <w:szCs w:val="28"/>
+          <w:rtl/>
+          <w:lang w:bidi="ar-AE"/>
+        </w:rPr>
+        <w:t xml:space="preserve"> لماذا أنا مشتاق لرؤية المسيح؟ لأني أعلم بأنه يحبني! ولماذا مشتاق لبيت الآب؟ لأني أعلم، بأن هذا النصيب وهذا المكان هو لي كابن المكان. كل منابع الفرح موضوعة في هذه الرابطة؛ </w:t>
+      </w:r>
+      <w:r>
+        <w:rPr>
+          <w:rFonts w:ascii="Sakkal Majalla" w:hAnsi="Sakkal Majalla" w:cs="Sakkal Majalla" w:hint="cs"/>
+          <w:sz w:val="28"/>
+          <w:szCs w:val="28"/>
+          <w:rtl/>
+          <w:lang w:bidi="ar-AE"/>
+        </w:rPr>
+        <w:t>لأجل ذلك أقول أيضًا: "كل مَن يعطش فليأت!" إن الفرح الذي أجده في الله، يأتي تعبيره حتمًا في المحبة نحو الآخرين وفي الشوق بأنهم هم أيضًا يتمتعون بهذه الأفراح.</w:t>
       </w:r>
     </w:p>
     <w:p>
@@ -313,6 +1160,7 @@
           <w:sz w:val="28"/>
           <w:szCs w:val="28"/>
           <w:rtl/>
+          <w:lang w:bidi="ar-AE"/>
         </w:rPr>
       </w:pPr>
       <w:r>
@@ -321,195 +1169,36 @@
           <w:sz w:val="28"/>
           <w:szCs w:val="28"/>
           <w:rtl/>
-        </w:rPr>
-        <w:t>كما ولإظهار الإنسان الجديد يجعل المِحَن ضرورية. المسيح بذاته اجتاز في هذه المِحَن. على الرغم من أن الإنسان الجديد كامل في حد ذاته، غير أنه هنالك خطوات ليتقدم فيها لإظهاره. فينا يختلط العتيق بالجديد؛ أما المسيح فلم يكن فيه إلا الأخير. هو كان دائمًا كاملاً، لكنه تعلّم "الطاعة" فيما تألم به. إيمانه وطاعته خضعا للامتحان في ظروف تصاعدت صعوبتها حتى وصلت ذروتها إلى الموت. في الصليب ظهر كماله في الآلام، وليس في الأفعال. ألمه كان يتطلب بذ</w:t>
-      </w:r>
-      <w:r>
-        <w:rPr>
-          <w:rFonts w:ascii="Sakkal Majalla" w:hAnsi="Sakkal Majalla" w:cs="Sakkal Majalla" w:hint="cs"/>
-          <w:sz w:val="28"/>
-          <w:szCs w:val="28"/>
-          <w:rtl/>
-        </w:rPr>
-        <w:t>لاً</w:t>
-      </w:r>
-      <w:r>
-        <w:rPr>
-          <w:rFonts w:ascii="Sakkal Majalla" w:hAnsi="Sakkal Majalla" w:cs="Sakkal Majalla" w:hint="cs"/>
-          <w:sz w:val="28"/>
-          <w:szCs w:val="28"/>
-          <w:rtl/>
-        </w:rPr>
-        <w:t xml:space="preserve"> كلي</w:t>
-      </w:r>
-      <w:r>
-        <w:rPr>
-          <w:rFonts w:ascii="Sakkal Majalla" w:hAnsi="Sakkal Majalla" w:cs="Sakkal Majalla" w:hint="cs"/>
-          <w:sz w:val="28"/>
-          <w:szCs w:val="28"/>
-          <w:rtl/>
-        </w:rPr>
-        <w:t>ًا</w:t>
-      </w:r>
-      <w:r>
-        <w:rPr>
-          <w:rFonts w:ascii="Sakkal Majalla" w:hAnsi="Sakkal Majalla" w:cs="Sakkal Majalla" w:hint="cs"/>
-          <w:sz w:val="28"/>
-          <w:szCs w:val="28"/>
-          <w:rtl/>
-        </w:rPr>
-        <w:t xml:space="preserve"> للنفس كأفعاله في حياته.</w:t>
-      </w:r>
-    </w:p>
-    <w:p>
-      <w:pPr>
-        <w:bidi/>
-        <w:jc w:val="both"/>
-        <w:rPr>
-          <w:rFonts w:ascii="Sakkal Majalla" w:hAnsi="Sakkal Majalla" w:cs="Sakkal Majalla"/>
-          <w:sz w:val="28"/>
-          <w:szCs w:val="28"/>
-          <w:rtl/>
-        </w:rPr>
-      </w:pPr>
-      <w:r>
-        <w:rPr>
-          <w:rFonts w:ascii="Sakkal Majalla" w:hAnsi="Sakkal Majalla" w:cs="Sakkal Majalla" w:hint="cs"/>
-          <w:sz w:val="28"/>
-          <w:szCs w:val="28"/>
-          <w:rtl/>
-        </w:rPr>
-        <w:t xml:space="preserve">الله يسمح، بأن يضع العدو مصاعب أمام الإنسان الجديد، ليمتحنه. طاقة الإنسان الجديد تُمتحن من خلال ذلك وتتقوى ومن ثم تُكلّل. إن لم نعمل في الإيمان، فإننا سنتوارى إلى الوراء وسنفقد الفرح أو على الأقل نور الروح القدس. الإنسان الجديد.، وإن كان كامل في طبيعته، </w:t>
-      </w:r>
-      <w:r>
-        <w:rPr>
-          <w:rFonts w:ascii="Sakkal Majalla" w:hAnsi="Sakkal Majalla" w:cs="Sakkal Majalla" w:hint="cs"/>
-          <w:sz w:val="28"/>
-          <w:szCs w:val="28"/>
-          <w:rtl/>
-        </w:rPr>
-        <w:t xml:space="preserve">إلا أنه </w:t>
-      </w:r>
-      <w:r>
-        <w:rPr>
-          <w:rFonts w:ascii="Sakkal Majalla" w:hAnsi="Sakkal Majalla" w:cs="Sakkal Majalla" w:hint="cs"/>
-          <w:sz w:val="28"/>
-          <w:szCs w:val="28"/>
-          <w:rtl/>
-        </w:rPr>
-        <w:t>كيان مُعتَمِد. وموقف الاعتماد هذا اتخذه المسيح أيضًا. كثيرًا ما تكون الامتحانات الخارج</w:t>
-      </w:r>
-      <w:bookmarkStart w:id="0" w:name="_GoBack"/>
-      <w:bookmarkEnd w:id="0"/>
-      <w:r>
-        <w:rPr>
-          <w:rFonts w:ascii="Sakkal Majalla" w:hAnsi="Sakkal Majalla" w:cs="Sakkal Majalla" w:hint="cs"/>
-          <w:sz w:val="28"/>
-          <w:szCs w:val="28"/>
-          <w:rtl/>
-        </w:rPr>
-        <w:t>ية ضرورية لنتعلم بأن نفصل ما بين ما هو من الإنسان العتيق والإنسان الجديد، والتي سريعًا ما تختلط ببعضها في قلوبنا المخادعة. إن لا زالت في قلبنا شكوى لم نأتي بها أمام إله النعمة، أو أي إساءة ثقة فيه، فإنه من الجسد وهو عمل العدو. إن لم نعُد نتقدّم إلى الأمام بسبب صعوبة ما، إن أرانا الله الطريق، فسيعمل الجسد وسيحزن الروح.</w:t>
-      </w:r>
-    </w:p>
-    <w:p>
-      <w:pPr>
-        <w:bidi/>
-        <w:jc w:val="both"/>
-        <w:rPr>
-          <w:rFonts w:ascii="Sakkal Majalla" w:hAnsi="Sakkal Majalla" w:cs="Sakkal Majalla"/>
-          <w:sz w:val="28"/>
-          <w:szCs w:val="28"/>
-          <w:rtl/>
-        </w:rPr>
-      </w:pPr>
-      <w:r>
-        <w:rPr>
-          <w:rFonts w:ascii="Sakkal Majalla" w:hAnsi="Sakkal Majalla" w:cs="Sakkal Majalla" w:hint="cs"/>
-          <w:sz w:val="28"/>
-          <w:szCs w:val="28"/>
-          <w:rtl/>
-        </w:rPr>
-        <w:t xml:space="preserve">دعونا نثق فيه ونفرح بمحبته. من الممكن أن نكون مهزومين </w:t>
-      </w:r>
-      <w:r>
-        <w:rPr>
-          <w:rFonts w:ascii="Sakkal Majalla" w:hAnsi="Sakkal Majalla" w:cs="Sakkal Majalla" w:hint="cs"/>
-          <w:sz w:val="28"/>
-          <w:szCs w:val="28"/>
-          <w:rtl/>
-        </w:rPr>
-        <w:t>أيضًا</w:t>
-      </w:r>
-      <w:r>
-        <w:rPr>
-          <w:rFonts w:ascii="Sakkal Majalla" w:hAnsi="Sakkal Majalla" w:cs="Sakkal Majalla" w:hint="cs"/>
-          <w:sz w:val="28"/>
-          <w:szCs w:val="28"/>
-          <w:rtl/>
-        </w:rPr>
-        <w:t xml:space="preserve"> </w:t>
-      </w:r>
-      <w:r>
-        <w:rPr>
-          <w:rFonts w:ascii="Sakkal Majalla" w:hAnsi="Sakkal Majalla" w:cs="Sakkal Majalla"/>
-          <w:sz w:val="28"/>
-          <w:szCs w:val="28"/>
-          <w:rtl/>
-        </w:rPr>
-        <w:t>–</w:t>
-      </w:r>
-      <w:r>
-        <w:rPr>
-          <w:rFonts w:ascii="Sakkal Majalla" w:hAnsi="Sakkal Majalla" w:cs="Sakkal Majalla" w:hint="cs"/>
-          <w:sz w:val="28"/>
-          <w:szCs w:val="28"/>
-          <w:rtl/>
-        </w:rPr>
-        <w:t xml:space="preserve"> ولا يكاد يكون بدون قلّة إيمان </w:t>
-      </w:r>
-      <w:r>
-        <w:rPr>
-          <w:rFonts w:ascii="Sakkal Majalla" w:hAnsi="Sakkal Majalla" w:cs="Sakkal Majalla"/>
-          <w:sz w:val="28"/>
-          <w:szCs w:val="28"/>
-          <w:rtl/>
-        </w:rPr>
-        <w:t>–</w:t>
-      </w:r>
-      <w:r>
-        <w:rPr>
-          <w:rFonts w:ascii="Sakkal Majalla" w:hAnsi="Sakkal Majalla" w:cs="Sakkal Majalla" w:hint="cs"/>
-          <w:sz w:val="28"/>
-          <w:szCs w:val="28"/>
-          <w:rtl/>
-        </w:rPr>
-        <w:t xml:space="preserve"> لكن كل شيء سيجري على ما يرام إن أتينا به إلى الله. هل هو امتحان، بكل تأكيد هو سيعزينا؛ هل هو تأديب بسبب خطأ ما، فهو سيعرّفنا به. دعونا نذهب إليه بكل شيء؛ عندها سيحفظ سلامه قلوبَنا في المسيح يسوع.</w:t>
-      </w:r>
-    </w:p>
-    <w:p>
-      <w:pPr>
-        <w:bidi/>
-        <w:jc w:val="center"/>
-        <w:rPr>
-          <w:rFonts w:ascii="Sakkal Majalla" w:hAnsi="Sakkal Majalla" w:cs="Sakkal Majalla"/>
-          <w:sz w:val="28"/>
-          <w:szCs w:val="28"/>
-          <w:rtl/>
-        </w:rPr>
-      </w:pPr>
-      <w:r>
-        <w:rPr>
-          <w:rFonts w:ascii="Sakkal Majalla" w:hAnsi="Sakkal Majalla" w:cs="Sakkal Majalla" w:hint="cs"/>
-          <w:sz w:val="28"/>
-          <w:szCs w:val="28"/>
-          <w:rtl/>
-        </w:rPr>
-        <w:t>- تم -</w:t>
+          <w:lang w:bidi="ar-AE"/>
+        </w:rPr>
+        <w:t xml:space="preserve">في هذا المكان المسيح هو الغرض بصورة خاصة الذي نحوه متجهة العروس. وحال قوله: "أنا كوكب الصبح"، فهي تجيب: تعال! "وكل مَن يسمع ليقُل: تعال! وكل مَن يعطش، </w:t>
+      </w:r>
+      <w:proofErr w:type="spellStart"/>
+      <w:r>
+        <w:rPr>
+          <w:rFonts w:ascii="Sakkal Majalla" w:hAnsi="Sakkal Majalla" w:cs="Sakkal Majalla" w:hint="cs"/>
+          <w:sz w:val="28"/>
+          <w:szCs w:val="28"/>
+          <w:rtl/>
+          <w:lang w:bidi="ar-AE"/>
+        </w:rPr>
+        <w:t>ليأتِ</w:t>
+      </w:r>
+      <w:proofErr w:type="spellEnd"/>
+      <w:r>
+        <w:rPr>
+          <w:rFonts w:ascii="Sakkal Majalla" w:hAnsi="Sakkal Majalla" w:cs="Sakkal Majalla" w:hint="cs"/>
+          <w:sz w:val="28"/>
+          <w:szCs w:val="28"/>
+          <w:rtl/>
+          <w:lang w:bidi="ar-AE"/>
+        </w:rPr>
+        <w:t>، وكل مَن يريد، ليأخذ ماء حياة مجانًا." العروس لها ماء الحياة ويمكنها أن تقدمه، ألا وهو المسيح لأبأس الخطاة.</w:t>
       </w:r>
     </w:p>
     <w:sectPr>
       <w:pgSz w:w="11906" w:h="16838"/>
-      <w:pgMar w:top="720" w:right="720" w:bottom="720" w:left="720" w:header="708" w:footer="708" w:gutter="0"/>
+      <w:pgMar w:top="1440" w:right="1440" w:bottom="1440" w:left="1440" w:header="708" w:footer="708" w:gutter="0"/>
       <w:cols w:space="708"/>
       <w:docGrid w:linePitch="360"/>
     </w:sectPr>
@@ -517,135 +1206,15 @@
 </w:document>
 </file>
 
-<file path=word/numbering.xml><?xml version="1.0" encoding="utf-8"?>
-<w:numbering xmlns:wpc="http://schemas.microsoft.com/office/word/2010/wordprocessingCanvas" xmlns:cx="http://schemas.microsoft.com/office/drawing/2014/chartex" xmlns:cx1="http://schemas.microsoft.com/office/drawing/2015/9/8/chartex" xmlns:cx2="http://schemas.microsoft.com/office/drawing/2015/10/21/chartex" xmlns:cx3="http://schemas.microsoft.com/office/drawing/2016/5/9/chartex" xmlns:cx4="http://schemas.microsoft.com/office/drawing/2016/5/10/chartex" xmlns:cx5="http://schemas.microsoft.com/office/drawing/2016/5/11/chartex" xmlns:cx6="http://schemas.microsoft.com/office/drawing/2016/5/12/chartex" xmlns:cx7="http://schemas.microsoft.com/office/drawing/2016/5/13/chartex" xmlns:cx8="http://schemas.microsoft.com/office/drawing/2016/5/14/chartex" xmlns:mc="http://schemas.openxmlformats.org/markup-compatibility/2006" xmlns:aink="http://schemas.microsoft.com/office/drawing/2016/ink" xmlns:am3d="http://schemas.microsoft.com/office/drawing/2017/model3d" xmlns:o="urn:schemas-microsoft-com:office:office" xmlns:r="http://schemas.openxmlformats.org/officeDocument/2006/relationships" xmlns:m="http://schemas.openxmlformats.org/officeDocument/2006/math" xmlns:v="urn:schemas-microsoft-com:vml" xmlns:wp14="http://schemas.microsoft.com/office/word/2010/wordprocessingDrawing" xmlns:wp="http://schemas.openxmlformats.org/drawingml/2006/wordprocessingDrawing" xmlns:w10="urn:schemas-microsoft-com:office:word" xmlns:w="http://schemas.openxmlformats.org/wordprocessingml/2006/main" xmlns:w14="http://schemas.microsoft.com/office/word/2010/wordml" xmlns:w15="http://schemas.microsoft.com/office/word/2012/wordml" xmlns:w16cid="http://schemas.microsoft.com/office/word/2016/wordml/cid" xmlns:w16se="http://schemas.microsoft.com/office/word/2015/wordml/symex" xmlns:wpg="http://schemas.microsoft.com/office/word/2010/wordprocessingGroup" xmlns:wpi="http://schemas.microsoft.com/office/word/2010/wordprocessingInk" xmlns:wne="http://schemas.microsoft.com/office/word/2006/wordml" xmlns:wps="http://schemas.microsoft.com/office/word/2010/wordprocessingShape" mc:Ignorable="w14 w15 w16se w16cid wp14">
-  <w:abstractNum w:abstractNumId="0" w15:restartNumberingAfterBreak="0">
-    <w:nsid w:val="2EB63C27"/>
-    <w:multiLevelType w:val="hybridMultilevel"/>
-    <w:tmpl w:val="F8822342"/>
-    <w:lvl w:ilvl="0" w:tplc="C8944EF8">
-      <w:numFmt w:val="bullet"/>
-      <w:lvlText w:val="-"/>
-      <w:lvlJc w:val="left"/>
-      <w:pPr>
-        <w:ind w:left="720" w:hanging="360"/>
-      </w:pPr>
-      <w:rPr>
-        <w:rFonts w:ascii="Sakkal Majalla" w:eastAsiaTheme="minorHAnsi" w:hAnsi="Sakkal Majalla" w:cs="Sakkal Majalla" w:hint="default"/>
-      </w:rPr>
-    </w:lvl>
-    <w:lvl w:ilvl="1" w:tplc="20000003" w:tentative="1">
-      <w:start w:val="1"/>
-      <w:numFmt w:val="bullet"/>
-      <w:lvlText w:val="o"/>
-      <w:lvlJc w:val="left"/>
-      <w:pPr>
-        <w:ind w:left="1440" w:hanging="360"/>
-      </w:pPr>
-      <w:rPr>
-        <w:rFonts w:ascii="Courier New" w:hAnsi="Courier New" w:cs="Courier New" w:hint="default"/>
-      </w:rPr>
-    </w:lvl>
-    <w:lvl w:ilvl="2" w:tplc="20000005" w:tentative="1">
-      <w:start w:val="1"/>
-      <w:numFmt w:val="bullet"/>
-      <w:lvlText w:val=""/>
-      <w:lvlJc w:val="left"/>
-      <w:pPr>
-        <w:ind w:left="2160" w:hanging="360"/>
-      </w:pPr>
-      <w:rPr>
-        <w:rFonts w:ascii="Wingdings" w:hAnsi="Wingdings" w:hint="default"/>
-      </w:rPr>
-    </w:lvl>
-    <w:lvl w:ilvl="3" w:tplc="20000001" w:tentative="1">
-      <w:start w:val="1"/>
-      <w:numFmt w:val="bullet"/>
-      <w:lvlText w:val=""/>
-      <w:lvlJc w:val="left"/>
-      <w:pPr>
-        <w:ind w:left="2880" w:hanging="360"/>
-      </w:pPr>
-      <w:rPr>
-        <w:rFonts w:ascii="Symbol" w:hAnsi="Symbol" w:hint="default"/>
-      </w:rPr>
-    </w:lvl>
-    <w:lvl w:ilvl="4" w:tplc="20000003" w:tentative="1">
-      <w:start w:val="1"/>
-      <w:numFmt w:val="bullet"/>
-      <w:lvlText w:val="o"/>
-      <w:lvlJc w:val="left"/>
-      <w:pPr>
-        <w:ind w:left="3600" w:hanging="360"/>
-      </w:pPr>
-      <w:rPr>
-        <w:rFonts w:ascii="Courier New" w:hAnsi="Courier New" w:cs="Courier New" w:hint="default"/>
-      </w:rPr>
-    </w:lvl>
-    <w:lvl w:ilvl="5" w:tplc="20000005" w:tentative="1">
-      <w:start w:val="1"/>
-      <w:numFmt w:val="bullet"/>
-      <w:lvlText w:val=""/>
-      <w:lvlJc w:val="left"/>
-      <w:pPr>
-        <w:ind w:left="4320" w:hanging="360"/>
-      </w:pPr>
-      <w:rPr>
-        <w:rFonts w:ascii="Wingdings" w:hAnsi="Wingdings" w:hint="default"/>
-      </w:rPr>
-    </w:lvl>
-    <w:lvl w:ilvl="6" w:tplc="20000001" w:tentative="1">
-      <w:start w:val="1"/>
-      <w:numFmt w:val="bullet"/>
-      <w:lvlText w:val=""/>
-      <w:lvlJc w:val="left"/>
-      <w:pPr>
-        <w:ind w:left="5040" w:hanging="360"/>
-      </w:pPr>
-      <w:rPr>
-        <w:rFonts w:ascii="Symbol" w:hAnsi="Symbol" w:hint="default"/>
-      </w:rPr>
-    </w:lvl>
-    <w:lvl w:ilvl="7" w:tplc="20000003" w:tentative="1">
-      <w:start w:val="1"/>
-      <w:numFmt w:val="bullet"/>
-      <w:lvlText w:val="o"/>
-      <w:lvlJc w:val="left"/>
-      <w:pPr>
-        <w:ind w:left="5760" w:hanging="360"/>
-      </w:pPr>
-      <w:rPr>
-        <w:rFonts w:ascii="Courier New" w:hAnsi="Courier New" w:cs="Courier New" w:hint="default"/>
-      </w:rPr>
-    </w:lvl>
-    <w:lvl w:ilvl="8" w:tplc="20000005" w:tentative="1">
-      <w:start w:val="1"/>
-      <w:numFmt w:val="bullet"/>
-      <w:lvlText w:val=""/>
-      <w:lvlJc w:val="left"/>
-      <w:pPr>
-        <w:ind w:left="6480" w:hanging="360"/>
-      </w:pPr>
-      <w:rPr>
-        <w:rFonts w:ascii="Wingdings" w:hAnsi="Wingdings" w:hint="default"/>
-      </w:rPr>
-    </w:lvl>
-  </w:abstractNum>
-  <w:num w:numId="1">
-    <w:abstractNumId w:val="0"/>
-  </w:num>
-</w:numbering>
-</file>
-
 <file path=word/styles.xml><?xml version="1.0" encoding="utf-8"?>
-<w:styles xmlns:mc="http://schemas.openxmlformats.org/markup-compatibility/2006" xmlns:r="http://schemas.openxmlformats.org/officeDocument/2006/relationships" xmlns:w="http://schemas.openxmlformats.org/wordprocessingml/2006/main" xmlns:w14="http://schemas.microsoft.com/office/word/2010/wordml" xmlns:w15="http://schemas.microsoft.com/office/word/2012/wordml" xmlns:w16cid="http://schemas.microsoft.com/office/word/2016/wordml/cid" xmlns:w16se="http://schemas.microsoft.com/office/word/2015/wordml/symex" mc:Ignorable="w14 w15 w16se w16cid">
+<w:styles xmlns:mc="http://schemas.openxmlformats.org/markup-compatibility/2006" xmlns:r="http://schemas.openxmlformats.org/officeDocument/2006/relationships" xmlns:w="http://schemas.openxmlformats.org/wordprocessingml/2006/main" xmlns:w14="http://schemas.microsoft.com/office/word/2010/wordml" xmlns:w15="http://schemas.microsoft.com/office/word/2012/wordml" xmlns:w16cex="http://schemas.microsoft.com/office/word/2018/wordml/cex" xmlns:w16cid="http://schemas.microsoft.com/office/word/2016/wordml/cid" xmlns:w16="http://schemas.microsoft.com/office/word/2018/wordml" xmlns:w16sdtdh="http://schemas.microsoft.com/office/word/2020/wordml/sdtdatahash" xmlns:w16se="http://schemas.microsoft.com/office/word/2015/wordml/symex" mc:Ignorable="w14 w15 w16se w16cid w16 w16cex w16sdtdh">
   <w:docDefaults>
     <w:rPrDefault>
       <w:rPr>
         <w:rFonts w:asciiTheme="minorHAnsi" w:eastAsiaTheme="minorHAnsi" w:hAnsiTheme="minorHAnsi" w:cstheme="minorBidi"/>
         <w:sz w:val="22"/>
         <w:szCs w:val="22"/>
-        <w:lang w:val="en-IL" w:eastAsia="en-US" w:bidi="ar-SA"/>
+        <w:lang w:val="en-US" w:eastAsia="en-US" w:bidi="ar-SA"/>
       </w:rPr>
     </w:rPrDefault>
     <w:pPrDefault>
@@ -1071,7 +1640,7 @@
     <w:basedOn w:val="DefaultParagraphFont"/>
     <w:uiPriority w:val="99"/>
     <w:unhideWhenUsed/>
-    <w:rsid w:val="000474BA"/>
+    <w:rsid w:val="009E31C5"/>
     <w:rPr>
       <w:color w:val="0563C1" w:themeColor="hyperlink"/>
       <w:u w:val="single"/>
@@ -1083,22 +1652,23 @@
     <w:uiPriority w:val="99"/>
     <w:semiHidden/>
     <w:unhideWhenUsed/>
-    <w:rsid w:val="000474BA"/>
+    <w:rsid w:val="009E31C5"/>
     <w:rPr>
       <w:color w:val="605E5C"/>
       <w:shd w:val="clear" w:color="auto" w:fill="E1DFDD"/>
     </w:rPr>
   </w:style>
-  <w:style w:type="paragraph" w:styleId="ListParagraph">
-    <w:name w:val="List Paragraph"/>
-    <w:basedOn w:val="Normal"/>
-    <w:uiPriority w:val="34"/>
-    <w:qFormat/>
-    <w:rsid w:val="00682D3F"/>
-    <w:pPr>
-      <w:ind w:left="720"/>
-      <w:contextualSpacing/>
-    </w:pPr>
+  <w:style w:type="character" w:styleId="FollowedHyperlink">
+    <w:name w:val="FollowedHyperlink"/>
+    <w:basedOn w:val="DefaultParagraphFont"/>
+    <w:uiPriority w:val="99"/>
+    <w:semiHidden/>
+    <w:unhideWhenUsed/>
+    <w:rsid w:val="000071BD"/>
+    <w:rPr>
+      <w:color w:val="954F72" w:themeColor="followedHyperlink"/>
+      <w:u w:val="single"/>
+    </w:rPr>
   </w:style>
 </w:styles>
 </file>
